--- a/tervezes/Általános specifikációk-PartyPlanner.docx
+++ b/tervezes/Általános specifikációk-PartyPlanner.docx
@@ -1,6 +1,6 @@
 
 <file path=word/document.xml><?xml version="1.0" encoding="utf-8"?>
-<w:document xmlns:wpc="http://schemas.microsoft.com/office/word/2010/wordprocessingCanvas" xmlns:cx="http://schemas.microsoft.com/office/drawing/2014/chartex" xmlns:cx1="http://schemas.microsoft.com/office/drawing/2015/9/8/chartex" xmlns:cx2="http://schemas.microsoft.com/office/drawing/2015/10/21/chartex" xmlns:cx3="http://schemas.microsoft.com/office/drawing/2016/5/9/chartex" xmlns:cx4="http://schemas.microsoft.com/office/drawing/2016/5/10/chartex" xmlns:cx5="http://schemas.microsoft.com/office/drawing/2016/5/11/chartex" xmlns:cx6="http://schemas.microsoft.com/office/drawing/2016/5/12/chartex" xmlns:cx7="http://schemas.microsoft.com/office/drawing/2016/5/13/chartex" xmlns:cx8="http://schemas.microsoft.com/office/drawing/2016/5/14/chartex" xmlns:mc="http://schemas.openxmlformats.org/markup-compatibility/2006" xmlns:aink="http://schemas.microsoft.com/office/drawing/2016/ink" xmlns:am3d="http://schemas.microsoft.com/office/drawing/2017/model3d" xmlns:o="urn:schemas-microsoft-com:office:office" xmlns:r="http://schemas.openxmlformats.org/officeDocument/2006/relationships" xmlns:m="http://schemas.openxmlformats.org/officeDocument/2006/math" xmlns:v="urn:schemas-microsoft-com:vml" xmlns:wp14="http://schemas.microsoft.com/office/word/2010/wordprocessingDrawing" xmlns:wp="http://schemas.openxmlformats.org/drawingml/2006/wordprocessingDrawing" xmlns:w10="urn:schemas-microsoft-com:office:word" xmlns:w="http://schemas.openxmlformats.org/wordprocessingml/2006/main" xmlns:w14="http://schemas.microsoft.com/office/word/2010/wordml" xmlns:w15="http://schemas.microsoft.com/office/word/2012/wordml" xmlns:w16cex="http://schemas.microsoft.com/office/word/2018/wordml/cex" xmlns:w16cid="http://schemas.microsoft.com/office/word/2016/wordml/cid" xmlns:w16="http://schemas.microsoft.com/office/word/2018/wordml" xmlns:w16sdtdh="http://schemas.microsoft.com/office/word/2020/wordml/sdtdatahash" xmlns:w16se="http://schemas.microsoft.com/office/word/2015/wordml/symex" xmlns:wpg="http://schemas.microsoft.com/office/word/2010/wordprocessingGroup" xmlns:wpi="http://schemas.microsoft.com/office/word/2010/wordprocessingInk" xmlns:wne="http://schemas.microsoft.com/office/word/2006/wordml" xmlns:wps="http://schemas.microsoft.com/office/word/2010/wordprocessingShape" mc:Ignorable="w14 w15 w16se w16cid w16 w16cex w16sdtdh wp14">
+<w:document xmlns:wpc="http://schemas.microsoft.com/office/word/2010/wordprocessingCanvas" xmlns:cx="http://schemas.microsoft.com/office/drawing/2014/chartex" xmlns:cx1="http://schemas.microsoft.com/office/drawing/2015/9/8/chartex" xmlns:mc="http://schemas.openxmlformats.org/markup-compatibility/2006" xmlns:o="urn:schemas-microsoft-com:office:office" xmlns:r="http://schemas.openxmlformats.org/officeDocument/2006/relationships" xmlns:m="http://schemas.openxmlformats.org/officeDocument/2006/math" xmlns:v="urn:schemas-microsoft-com:vml" xmlns:wp14="http://schemas.microsoft.com/office/word/2010/wordprocessingDrawing" xmlns:wp="http://schemas.openxmlformats.org/drawingml/2006/wordprocessingDrawing" xmlns:w10="urn:schemas-microsoft-com:office:word" xmlns:w="http://schemas.openxmlformats.org/wordprocessingml/2006/main" xmlns:w14="http://schemas.microsoft.com/office/word/2010/wordml" xmlns:w15="http://schemas.microsoft.com/office/word/2012/wordml" xmlns:w16se="http://schemas.microsoft.com/office/word/2015/wordml/symex" xmlns:wpg="http://schemas.microsoft.com/office/word/2010/wordprocessingGroup" xmlns:wpi="http://schemas.microsoft.com/office/word/2010/wordprocessingInk" xmlns:wne="http://schemas.microsoft.com/office/word/2006/wordml" xmlns:wps="http://schemas.microsoft.com/office/word/2010/wordprocessingShape" mc:Ignorable="w14 w15 w16se wp14">
   <w:body>
     <w:p>
       <w:pPr>
@@ -19,6 +19,7 @@
           </w14:glow>
         </w:rPr>
       </w:pPr>
+      <w:proofErr w:type="spellStart"/>
       <w:r>
         <w:rPr>
           <w:b/>
@@ -35,675 +36,983 @@
         </w:rPr>
         <w:t>PartyPlanner</w:t>
       </w:r>
-    </w:p>
-    <w:p>
-      <w:r>
-        <w:rPr>
-          <w:b/>
-          <w:bCs/>
-          <w:sz w:val="28"/>
-          <w:szCs w:val="28"/>
-        </w:rPr>
-        <w:t>Probléma:</w:t>
-      </w:r>
-      <w:r>
-        <w:rPr>
-          <w:color w:val="000000" w:themeColor="text1"/>
-          <w:sz w:val="24"/>
-          <w:szCs w:val="24"/>
-          <w14:shadow w14:blurRad="38100" w14:dist="19050" w14:dir="2700000" w14:sx="100000" w14:sy="100000" w14:kx="0" w14:ky="0" w14:algn="tl">
-            <w14:schemeClr w14:val="dk1">
-              <w14:alpha w14:val="60000"/>
-            </w14:schemeClr>
-          </w14:shadow>
-          <w14:textOutline w14:w="0" w14:cap="flat" w14:cmpd="sng" w14:algn="ctr">
-            <w14:noFill/>
-            <w14:prstDash w14:val="solid"/>
-            <w14:round/>
-          </w14:textOutline>
-        </w:rPr>
-        <w:t xml:space="preserve"> </w:t>
-      </w:r>
-      <w:r>
-        <w:t>A bulik szervezése sok időt vesz igénybe, és sokszor átláthatatlanná válik. Ebben segít a PartyPlanner hogy a bulik szervezése egyszerű és követhető legyen.</w:t>
-      </w:r>
-      <w:r>
-        <w:t xml:space="preserve"> </w:t>
-      </w:r>
-      <w:r>
-        <w:t xml:space="preserve">A projekt egy </w:t>
-      </w:r>
-      <w:r>
-        <w:rPr>
-          <w:rStyle w:val="Kiemels2"/>
-          <w:b w:val="0"/>
-          <w:bCs w:val="0"/>
-        </w:rPr>
-        <w:t>buli- és rendezvényszervező webalkalmazás</w:t>
-      </w:r>
-      <w:r>
-        <w:t>, ahol egy helyen lehet megszervezni és követni az egész eseményt.</w:t>
-      </w:r>
-    </w:p>
-    <w:p>
-      <w:r>
-        <w:rPr>
-          <w:b/>
-          <w:bCs/>
-          <w:sz w:val="28"/>
-          <w:szCs w:val="28"/>
+      <w:proofErr w:type="spellEnd"/>
+    </w:p>
+    <w:p>
+      <w:pPr>
+        <w:spacing w:before="100" w:beforeAutospacing="1" w:after="100" w:afterAutospacing="1" w:line="240" w:lineRule="auto"/>
+        <w:jc w:val="both"/>
+        <w:outlineLvl w:val="2"/>
+        <w:rPr>
+          <w:rFonts w:ascii="Times New Roman" w:eastAsia="Times New Roman" w:hAnsi="Times New Roman" w:cs="Times New Roman"/>
+          <w:b/>
+          <w:bCs/>
+          <w:sz w:val="27"/>
+          <w:szCs w:val="27"/>
+          <w:lang w:eastAsia="hu-HU"/>
+        </w:rPr>
+      </w:pPr>
+      <w:r>
+        <w:rPr>
+          <w:rFonts w:ascii="Times New Roman" w:eastAsia="Times New Roman" w:hAnsi="Times New Roman" w:cs="Times New Roman"/>
+          <w:b/>
+          <w:bCs/>
+          <w:sz w:val="27"/>
+          <w:szCs w:val="27"/>
+          <w:lang w:eastAsia="hu-HU"/>
+        </w:rPr>
+        <w:t>Probléma</w:t>
+      </w:r>
+    </w:p>
+    <w:p>
+      <w:pPr>
+        <w:spacing w:before="100" w:beforeAutospacing="1" w:after="100" w:afterAutospacing="1" w:line="240" w:lineRule="auto"/>
+        <w:jc w:val="both"/>
+        <w:rPr>
+          <w:rFonts w:ascii="Times New Roman" w:eastAsia="Times New Roman" w:hAnsi="Times New Roman" w:cs="Times New Roman"/>
+          <w:sz w:val="24"/>
+          <w:szCs w:val="24"/>
+          <w:lang w:eastAsia="hu-HU"/>
+        </w:rPr>
+      </w:pPr>
+      <w:r>
+        <w:rPr>
+          <w:rFonts w:ascii="Times New Roman" w:eastAsia="Times New Roman" w:hAnsi="Times New Roman" w:cs="Times New Roman"/>
+          <w:sz w:val="24"/>
+          <w:szCs w:val="24"/>
+          <w:lang w:eastAsia="hu-HU"/>
+        </w:rPr>
+        <w:t>A bulik és rendezvények megszervezése sok időt és odafigyelést igényel, valamint nagyobb társaság esetén könnyen átláthatatlanná válhat. Gyakran különböző üzenetekben, jegyzetekben és alkalmazásokban kell nyomon követni a résztvevőket, költségeket, feladatokat és egyéb fontos információkat.</w:t>
+      </w:r>
+    </w:p>
+    <w:p>
+      <w:pPr>
+        <w:spacing w:before="100" w:beforeAutospacing="1" w:after="100" w:afterAutospacing="1" w:line="240" w:lineRule="auto"/>
+        <w:jc w:val="both"/>
+        <w:rPr>
+          <w:rFonts w:ascii="Times New Roman" w:eastAsia="Times New Roman" w:hAnsi="Times New Roman" w:cs="Times New Roman"/>
+          <w:sz w:val="24"/>
+          <w:szCs w:val="24"/>
+          <w:lang w:eastAsia="hu-HU"/>
+        </w:rPr>
+      </w:pPr>
+      <w:r>
+        <w:rPr>
+          <w:rFonts w:ascii="Times New Roman" w:eastAsia="Times New Roman" w:hAnsi="Times New Roman" w:cs="Times New Roman"/>
+          <w:sz w:val="24"/>
+          <w:szCs w:val="24"/>
+          <w:lang w:eastAsia="hu-HU"/>
+        </w:rPr>
+        <w:t xml:space="preserve">A </w:t>
+      </w:r>
+      <w:proofErr w:type="spellStart"/>
+      <w:r>
+        <w:rPr>
+          <w:rFonts w:ascii="Times New Roman" w:eastAsia="Times New Roman" w:hAnsi="Times New Roman" w:cs="Times New Roman"/>
+          <w:b/>
+          <w:bCs/>
+          <w:sz w:val="24"/>
+          <w:szCs w:val="24"/>
+          <w:lang w:eastAsia="hu-HU"/>
+        </w:rPr>
+        <w:t>PartyPlanner</w:t>
+      </w:r>
+      <w:proofErr w:type="spellEnd"/>
+      <w:r>
+        <w:rPr>
+          <w:rFonts w:ascii="Times New Roman" w:eastAsia="Times New Roman" w:hAnsi="Times New Roman" w:cs="Times New Roman"/>
+          <w:sz w:val="24"/>
+          <w:szCs w:val="24"/>
+          <w:lang w:eastAsia="hu-HU"/>
+        </w:rPr>
+        <w:t xml:space="preserve"> célja, hogy ezeket a feladatokat egyetlen, könnyen használható webalkalmazásban tegye kezelhetővé.</w:t>
+      </w:r>
+    </w:p>
+    <w:p>
+      <w:pPr>
+        <w:spacing w:before="100" w:beforeAutospacing="1" w:after="100" w:afterAutospacing="1" w:line="240" w:lineRule="auto"/>
+        <w:jc w:val="both"/>
+        <w:outlineLvl w:val="2"/>
+        <w:rPr>
+          <w:rFonts w:ascii="Times New Roman" w:eastAsia="Times New Roman" w:hAnsi="Times New Roman" w:cs="Times New Roman"/>
+          <w:b/>
+          <w:bCs/>
+          <w:sz w:val="27"/>
+          <w:szCs w:val="27"/>
+          <w:lang w:eastAsia="hu-HU"/>
+        </w:rPr>
+      </w:pPr>
+      <w:r>
+        <w:rPr>
+          <w:rFonts w:ascii="Times New Roman" w:eastAsia="Times New Roman" w:hAnsi="Times New Roman" w:cs="Times New Roman"/>
+          <w:b/>
+          <w:bCs/>
+          <w:sz w:val="27"/>
+          <w:szCs w:val="27"/>
+          <w:lang w:eastAsia="hu-HU"/>
         </w:rPr>
         <w:t>Működés</w:t>
       </w:r>
-      <w:r>
-        <w:rPr>
-          <w:b/>
-          <w:bCs/>
-          <w:sz w:val="28"/>
-          <w:szCs w:val="28"/>
-        </w:rPr>
-        <w:t xml:space="preserve">: </w:t>
-      </w:r>
-      <w:r>
-        <w:t>Az oldalra való belépés után</w:t>
-      </w:r>
-      <w:r>
-        <w:t xml:space="preserve"> egy köszöntő, bemutatkozó szöveget/oldalt valamint</w:t>
-      </w:r>
-      <w:r>
-        <w:t xml:space="preserve"> a regisztráció/bejelentkezés menüpontot látja a felhasználó, a bejelentkezés után egy dashboard jelenik meg ahol bulit hozhatunk létre, meghívó kódot írhatunk be. Ha már van meglévő bulink akkor a</w:t>
-      </w:r>
-      <w:r>
-        <w:t xml:space="preserve"> dashboard egy helyen jeleníti meg a buli legfontosabb adatait, például a résztvevők számát, költségeket</w:t>
-      </w:r>
-      <w:r>
-        <w:t xml:space="preserve"> és</w:t>
-      </w:r>
-      <w:r>
-        <w:t xml:space="preserve"> visszaszámláló</w:t>
-      </w:r>
-      <w:r>
-        <w:t>t</w:t>
-      </w:r>
-      <w:r>
-        <w:t xml:space="preserve"> a buliig.</w:t>
-      </w:r>
-      <w:r>
-        <w:t xml:space="preserve"> Egy buli részleteinek megnyitása után a következő funkciók jelennek meg.</w:t>
-      </w:r>
-    </w:p>
-    <w:p>
-      <w:pPr>
-        <w:rPr>
-          <w:rStyle w:val="Kiemels2"/>
-          <w:sz w:val="28"/>
-          <w:szCs w:val="28"/>
-        </w:rPr>
-      </w:pPr>
-      <w:r>
-        <w:rPr>
-          <w:rStyle w:val="Kiemels2"/>
-          <w:sz w:val="28"/>
-          <w:szCs w:val="28"/>
-        </w:rPr>
-        <w:t>Funkciók:</w:t>
-      </w:r>
-    </w:p>
-    <w:p>
-      <w:pPr>
-        <w:pStyle w:val="Listaszerbekezds"/>
+      <w:bookmarkStart w:id="0" w:name="_GoBack"/>
+      <w:bookmarkEnd w:id="0"/>
+    </w:p>
+    <w:p>
+      <w:pPr>
+        <w:spacing w:before="100" w:beforeAutospacing="1" w:after="100" w:afterAutospacing="1" w:line="240" w:lineRule="auto"/>
+        <w:jc w:val="both"/>
+        <w:rPr>
+          <w:rFonts w:ascii="Times New Roman" w:eastAsia="Times New Roman" w:hAnsi="Times New Roman" w:cs="Times New Roman"/>
+          <w:sz w:val="24"/>
+          <w:szCs w:val="24"/>
+          <w:lang w:eastAsia="hu-HU"/>
+        </w:rPr>
+      </w:pPr>
+      <w:r>
+        <w:rPr>
+          <w:rFonts w:ascii="Times New Roman" w:eastAsia="Times New Roman" w:hAnsi="Times New Roman" w:cs="Times New Roman"/>
+          <w:sz w:val="24"/>
+          <w:szCs w:val="24"/>
+          <w:lang w:eastAsia="hu-HU"/>
+        </w:rPr>
+        <w:t xml:space="preserve">Az oldal megnyitásakor a felhasználó egy rövid bemutatkozó és köszöntő oldalt lát, ahonnan elérhető a </w:t>
+      </w:r>
+      <w:r>
+        <w:rPr>
+          <w:rFonts w:ascii="Times New Roman" w:eastAsia="Times New Roman" w:hAnsi="Times New Roman" w:cs="Times New Roman"/>
+          <w:b/>
+          <w:bCs/>
+          <w:sz w:val="24"/>
+          <w:szCs w:val="24"/>
+          <w:lang w:eastAsia="hu-HU"/>
+        </w:rPr>
+        <w:t>regisztráció és a bejelentkezés</w:t>
+      </w:r>
+      <w:r>
+        <w:rPr>
+          <w:rFonts w:ascii="Times New Roman" w:eastAsia="Times New Roman" w:hAnsi="Times New Roman" w:cs="Times New Roman"/>
+          <w:sz w:val="24"/>
+          <w:szCs w:val="24"/>
+          <w:lang w:eastAsia="hu-HU"/>
+        </w:rPr>
+        <w:t>.</w:t>
+      </w:r>
+    </w:p>
+    <w:p>
+      <w:pPr>
+        <w:spacing w:before="100" w:beforeAutospacing="1" w:after="100" w:afterAutospacing="1" w:line="240" w:lineRule="auto"/>
+        <w:jc w:val="both"/>
+        <w:rPr>
+          <w:rFonts w:ascii="Times New Roman" w:eastAsia="Times New Roman" w:hAnsi="Times New Roman" w:cs="Times New Roman"/>
+          <w:sz w:val="24"/>
+          <w:szCs w:val="24"/>
+          <w:lang w:eastAsia="hu-HU"/>
+        </w:rPr>
+      </w:pPr>
+      <w:r>
+        <w:rPr>
+          <w:rFonts w:ascii="Times New Roman" w:eastAsia="Times New Roman" w:hAnsi="Times New Roman" w:cs="Times New Roman"/>
+          <w:sz w:val="24"/>
+          <w:szCs w:val="24"/>
+          <w:lang w:eastAsia="hu-HU"/>
+        </w:rPr>
+        <w:t xml:space="preserve">Bejelentkezés után a felhasználó egy </w:t>
+      </w:r>
+      <w:proofErr w:type="spellStart"/>
+      <w:r>
+        <w:rPr>
+          <w:rFonts w:ascii="Times New Roman" w:eastAsia="Times New Roman" w:hAnsi="Times New Roman" w:cs="Times New Roman"/>
+          <w:b/>
+          <w:bCs/>
+          <w:sz w:val="24"/>
+          <w:szCs w:val="24"/>
+          <w:lang w:eastAsia="hu-HU"/>
+        </w:rPr>
+        <w:t>dashboardra</w:t>
+      </w:r>
+      <w:proofErr w:type="spellEnd"/>
+      <w:r>
+        <w:rPr>
+          <w:rFonts w:ascii="Times New Roman" w:eastAsia="Times New Roman" w:hAnsi="Times New Roman" w:cs="Times New Roman"/>
+          <w:sz w:val="24"/>
+          <w:szCs w:val="24"/>
+          <w:lang w:eastAsia="hu-HU"/>
+        </w:rPr>
+        <w:t xml:space="preserve"> kerül, ahol új bulit hozhat létre, illetve egy meghívókód segítségével csatlakozhat egy már meglévő bulihoz.</w:t>
+      </w:r>
+    </w:p>
+    <w:p>
+      <w:pPr>
+        <w:spacing w:before="100" w:beforeAutospacing="1" w:after="100" w:afterAutospacing="1" w:line="240" w:lineRule="auto"/>
+        <w:jc w:val="both"/>
+        <w:rPr>
+          <w:rFonts w:ascii="Times New Roman" w:eastAsia="Times New Roman" w:hAnsi="Times New Roman" w:cs="Times New Roman"/>
+          <w:sz w:val="24"/>
+          <w:szCs w:val="24"/>
+          <w:lang w:eastAsia="hu-HU"/>
+        </w:rPr>
+      </w:pPr>
+      <w:r>
+        <w:rPr>
+          <w:rFonts w:ascii="Times New Roman" w:eastAsia="Times New Roman" w:hAnsi="Times New Roman" w:cs="Times New Roman"/>
+          <w:sz w:val="24"/>
+          <w:szCs w:val="24"/>
+          <w:lang w:eastAsia="hu-HU"/>
+        </w:rPr>
+        <w:t xml:space="preserve">A </w:t>
+      </w:r>
+      <w:proofErr w:type="spellStart"/>
+      <w:r>
+        <w:rPr>
+          <w:rFonts w:ascii="Times New Roman" w:eastAsia="Times New Roman" w:hAnsi="Times New Roman" w:cs="Times New Roman"/>
+          <w:sz w:val="24"/>
+          <w:szCs w:val="24"/>
+          <w:lang w:eastAsia="hu-HU"/>
+        </w:rPr>
+        <w:t>dashboardon</w:t>
+      </w:r>
+      <w:proofErr w:type="spellEnd"/>
+      <w:r>
+        <w:rPr>
+          <w:rFonts w:ascii="Times New Roman" w:eastAsia="Times New Roman" w:hAnsi="Times New Roman" w:cs="Times New Roman"/>
+          <w:sz w:val="24"/>
+          <w:szCs w:val="24"/>
+          <w:lang w:eastAsia="hu-HU"/>
+        </w:rPr>
+        <w:t xml:space="preserve"> a felhasználó egy helyen láthatja a hozzá tartozó bulikat és azok legfontosabb adatait, például:</w:t>
+      </w:r>
+    </w:p>
+    <w:p>
+      <w:pPr>
         <w:numPr>
           <w:ilvl w:val="0"/>
-          <w:numId w:val="1"/>
+          <w:numId w:val="2"/>
         </w:numPr>
-        <w:rPr>
-          <w:rStyle w:val="Kiemels2"/>
-          <w:sz w:val="24"/>
-          <w:szCs w:val="24"/>
-        </w:rPr>
-      </w:pPr>
-      <w:r>
-        <w:rPr>
-          <w:rStyle w:val="Kiemels2"/>
-          <w:sz w:val="24"/>
-          <w:szCs w:val="24"/>
-        </w:rPr>
-        <w:t>Meghívás:</w:t>
-      </w:r>
-    </w:p>
-    <w:p>
-      <w:pPr>
-        <w:pStyle w:val="Listaszerbekezds"/>
-        <w:rPr>
-          <w:rStyle w:val="Kiemels2"/>
-          <w:b w:val="0"/>
-          <w:bCs w:val="0"/>
-          <w:sz w:val="24"/>
-          <w:szCs w:val="24"/>
-        </w:rPr>
-      </w:pPr>
-      <w:r>
-        <w:rPr>
-          <w:rStyle w:val="Kiemels2"/>
-          <w:b w:val="0"/>
-          <w:bCs w:val="0"/>
-          <w:sz w:val="24"/>
-          <w:szCs w:val="24"/>
-        </w:rPr>
-        <w:t>A bulihoz egy egyedi meghívókód vagy meghívólink készül, amelyen keresztül mások csatlakozhatnak</w:t>
-      </w:r>
-      <w:r>
-        <w:rPr>
-          <w:rStyle w:val="Kiemels2"/>
-          <w:b w:val="0"/>
-          <w:bCs w:val="0"/>
-          <w:sz w:val="24"/>
-          <w:szCs w:val="24"/>
-        </w:rPr>
-        <w:t>, meghívót csak a host küldhet</w:t>
-      </w:r>
-      <w:r>
-        <w:rPr>
-          <w:rStyle w:val="Kiemels2"/>
-          <w:b w:val="0"/>
-          <w:bCs w:val="0"/>
-          <w:sz w:val="24"/>
-          <w:szCs w:val="24"/>
-        </w:rPr>
-        <w:t>.</w:t>
-      </w:r>
-    </w:p>
-    <w:p>
-      <w:pPr>
-        <w:pStyle w:val="Listaszerbekezds"/>
+        <w:spacing w:before="100" w:beforeAutospacing="1" w:after="100" w:afterAutospacing="1" w:line="240" w:lineRule="auto"/>
+        <w:jc w:val="both"/>
+        <w:rPr>
+          <w:rFonts w:ascii="Times New Roman" w:eastAsia="Times New Roman" w:hAnsi="Times New Roman" w:cs="Times New Roman"/>
+          <w:sz w:val="24"/>
+          <w:szCs w:val="24"/>
+          <w:lang w:eastAsia="hu-HU"/>
+        </w:rPr>
+      </w:pPr>
+      <w:r>
+        <w:rPr>
+          <w:rFonts w:ascii="Times New Roman" w:eastAsia="Times New Roman" w:hAnsi="Times New Roman" w:cs="Times New Roman"/>
+          <w:sz w:val="24"/>
+          <w:szCs w:val="24"/>
+          <w:lang w:eastAsia="hu-HU"/>
+        </w:rPr>
+        <w:t xml:space="preserve">a résztvevők számát, </w:t>
+      </w:r>
+    </w:p>
+    <w:p>
+      <w:pPr>
         <w:numPr>
           <w:ilvl w:val="0"/>
-          <w:numId w:val="1"/>
+          <w:numId w:val="2"/>
         </w:numPr>
-        <w:rPr>
-          <w:rStyle w:val="Kiemels2"/>
-          <w:sz w:val="24"/>
-          <w:szCs w:val="24"/>
-        </w:rPr>
-      </w:pPr>
-      <w:r>
-        <w:rPr>
-          <w:rStyle w:val="Kiemels2"/>
-          <w:sz w:val="24"/>
-          <w:szCs w:val="24"/>
-        </w:rPr>
-        <w:t>Meghívottak kezelése:</w:t>
-      </w:r>
-    </w:p>
-    <w:p>
-      <w:pPr>
-        <w:pStyle w:val="Listaszerbekezds"/>
-        <w:rPr>
-          <w:rStyle w:val="Kiemels2"/>
-          <w:b w:val="0"/>
-          <w:bCs w:val="0"/>
-          <w:sz w:val="24"/>
-          <w:szCs w:val="24"/>
-        </w:rPr>
-      </w:pPr>
-      <w:r>
-        <w:rPr>
-          <w:rStyle w:val="Kiemels2"/>
-          <w:b w:val="0"/>
-          <w:bCs w:val="0"/>
-          <w:sz w:val="24"/>
-          <w:szCs w:val="24"/>
-        </w:rPr>
-        <w:t xml:space="preserve">A </w:t>
-      </w:r>
-      <w:r>
-        <w:rPr>
-          <w:rStyle w:val="Kiemels2"/>
-          <w:b w:val="0"/>
-          <w:bCs w:val="0"/>
-          <w:sz w:val="24"/>
-          <w:szCs w:val="24"/>
-        </w:rPr>
-        <w:t>mindenki</w:t>
-      </w:r>
-      <w:r>
-        <w:rPr>
-          <w:rStyle w:val="Kiemels2"/>
-          <w:b w:val="0"/>
-          <w:bCs w:val="0"/>
-          <w:sz w:val="24"/>
-          <w:szCs w:val="24"/>
-        </w:rPr>
-        <w:t xml:space="preserve"> megtekintheti a meghívottakat, azok részvételi státuszát, és szükség esetén</w:t>
-      </w:r>
-      <w:r>
-        <w:rPr>
-          <w:rStyle w:val="Kiemels2"/>
-          <w:b w:val="0"/>
-          <w:bCs w:val="0"/>
-          <w:sz w:val="24"/>
-          <w:szCs w:val="24"/>
-        </w:rPr>
-        <w:t xml:space="preserve"> a host</w:t>
-      </w:r>
-      <w:r>
-        <w:rPr>
-          <w:rStyle w:val="Kiemels2"/>
-          <w:b w:val="0"/>
-          <w:bCs w:val="0"/>
-          <w:sz w:val="24"/>
-          <w:szCs w:val="24"/>
-        </w:rPr>
-        <w:t xml:space="preserve"> eltávolíthatja őket</w:t>
-      </w:r>
-      <w:r>
-        <w:rPr>
-          <w:rStyle w:val="Kiemels2"/>
-          <w:b w:val="0"/>
-          <w:bCs w:val="0"/>
-          <w:sz w:val="24"/>
-          <w:szCs w:val="24"/>
-        </w:rPr>
-        <w:t>/ újakat hívhat meg</w:t>
-      </w:r>
-      <w:r>
-        <w:rPr>
-          <w:rStyle w:val="Kiemels2"/>
-          <w:b w:val="0"/>
-          <w:bCs w:val="0"/>
-          <w:sz w:val="24"/>
-          <w:szCs w:val="24"/>
-        </w:rPr>
-        <w:t>.</w:t>
-      </w:r>
-    </w:p>
-    <w:p>
-      <w:pPr>
-        <w:pStyle w:val="Listaszerbekezds"/>
+        <w:spacing w:before="100" w:beforeAutospacing="1" w:after="100" w:afterAutospacing="1" w:line="240" w:lineRule="auto"/>
+        <w:jc w:val="both"/>
+        <w:rPr>
+          <w:rFonts w:ascii="Times New Roman" w:eastAsia="Times New Roman" w:hAnsi="Times New Roman" w:cs="Times New Roman"/>
+          <w:sz w:val="24"/>
+          <w:szCs w:val="24"/>
+          <w:lang w:eastAsia="hu-HU"/>
+        </w:rPr>
+      </w:pPr>
+      <w:r>
+        <w:rPr>
+          <w:rFonts w:ascii="Times New Roman" w:eastAsia="Times New Roman" w:hAnsi="Times New Roman" w:cs="Times New Roman"/>
+          <w:sz w:val="24"/>
+          <w:szCs w:val="24"/>
+          <w:lang w:eastAsia="hu-HU"/>
+        </w:rPr>
+        <w:t xml:space="preserve">a jelenlegi költségeket és befizetéseket, </w:t>
+      </w:r>
+    </w:p>
+    <w:p>
+      <w:pPr>
         <w:numPr>
           <w:ilvl w:val="0"/>
-          <w:numId w:val="1"/>
+          <w:numId w:val="2"/>
         </w:numPr>
+        <w:spacing w:before="100" w:beforeAutospacing="1" w:after="100" w:afterAutospacing="1" w:line="240" w:lineRule="auto"/>
+        <w:jc w:val="both"/>
+        <w:rPr>
+          <w:rFonts w:ascii="Times New Roman" w:eastAsia="Times New Roman" w:hAnsi="Times New Roman" w:cs="Times New Roman"/>
+          <w:sz w:val="24"/>
+          <w:szCs w:val="24"/>
+          <w:lang w:eastAsia="hu-HU"/>
+        </w:rPr>
+      </w:pPr>
+      <w:r>
+        <w:rPr>
+          <w:rFonts w:ascii="Times New Roman" w:eastAsia="Times New Roman" w:hAnsi="Times New Roman" w:cs="Times New Roman"/>
+          <w:sz w:val="24"/>
+          <w:szCs w:val="24"/>
+          <w:lang w:eastAsia="hu-HU"/>
+        </w:rPr>
+        <w:t xml:space="preserve">valamint a buliig hátralévő időt. </w:t>
+      </w:r>
+    </w:p>
+    <w:p>
+      <w:pPr>
+        <w:spacing w:before="100" w:beforeAutospacing="1" w:after="100" w:afterAutospacing="1" w:line="240" w:lineRule="auto"/>
+        <w:jc w:val="both"/>
+        <w:rPr>
+          <w:rFonts w:ascii="Times New Roman" w:eastAsia="Times New Roman" w:hAnsi="Times New Roman" w:cs="Times New Roman"/>
+          <w:sz w:val="24"/>
+          <w:szCs w:val="24"/>
+          <w:lang w:eastAsia="hu-HU"/>
+        </w:rPr>
+      </w:pPr>
+      <w:r>
+        <w:rPr>
+          <w:rFonts w:ascii="Times New Roman" w:eastAsia="Times New Roman" w:hAnsi="Times New Roman" w:cs="Times New Roman"/>
+          <w:sz w:val="24"/>
+          <w:szCs w:val="24"/>
+          <w:lang w:eastAsia="hu-HU"/>
+        </w:rPr>
+        <w:t>Egy buli megnyitása után a résztvevők számára elérhetővé válnak az eseményhez kapcsolódó különböző funkciók.</w:t>
+      </w:r>
+    </w:p>
+    <w:p>
+      <w:pPr>
+        <w:spacing w:before="100" w:beforeAutospacing="1" w:after="100" w:afterAutospacing="1" w:line="240" w:lineRule="auto"/>
+        <w:jc w:val="both"/>
+        <w:outlineLvl w:val="2"/>
+        <w:rPr>
+          <w:rFonts w:ascii="Times New Roman" w:eastAsia="Times New Roman" w:hAnsi="Times New Roman" w:cs="Times New Roman"/>
+          <w:b/>
+          <w:bCs/>
+          <w:sz w:val="27"/>
+          <w:szCs w:val="27"/>
+          <w:lang w:eastAsia="hu-HU"/>
+        </w:rPr>
+      </w:pPr>
+      <w:r>
+        <w:rPr>
+          <w:rFonts w:ascii="Times New Roman" w:eastAsia="Times New Roman" w:hAnsi="Times New Roman" w:cs="Times New Roman"/>
+          <w:b/>
+          <w:bCs/>
+          <w:sz w:val="27"/>
+          <w:szCs w:val="27"/>
+          <w:lang w:eastAsia="hu-HU"/>
+        </w:rPr>
+        <w:t>Funkciók</w:t>
+      </w:r>
+    </w:p>
+    <w:p>
+      <w:pPr>
+        <w:spacing w:before="100" w:beforeAutospacing="1" w:after="100" w:afterAutospacing="1" w:line="240" w:lineRule="auto"/>
+        <w:jc w:val="both"/>
+        <w:rPr>
+          <w:rFonts w:ascii="Times New Roman" w:eastAsia="Times New Roman" w:hAnsi="Times New Roman" w:cs="Times New Roman"/>
+          <w:sz w:val="24"/>
+          <w:szCs w:val="24"/>
+          <w:lang w:eastAsia="hu-HU"/>
+        </w:rPr>
+      </w:pPr>
+      <w:r>
+        <w:rPr>
+          <w:rFonts w:ascii="Times New Roman" w:eastAsia="Times New Roman" w:hAnsi="Times New Roman" w:cs="Times New Roman"/>
+          <w:b/>
+          <w:bCs/>
+          <w:sz w:val="24"/>
+          <w:szCs w:val="24"/>
+          <w:lang w:eastAsia="hu-HU"/>
+        </w:rPr>
+        <w:t>• Buli létrehozása</w:t>
+      </w:r>
+    </w:p>
+    <w:p>
+      <w:pPr>
+        <w:spacing w:before="100" w:beforeAutospacing="1" w:after="100" w:afterAutospacing="1" w:line="240" w:lineRule="auto"/>
+        <w:jc w:val="both"/>
+        <w:rPr>
+          <w:rFonts w:ascii="Times New Roman" w:eastAsia="Times New Roman" w:hAnsi="Times New Roman" w:cs="Times New Roman"/>
+          <w:sz w:val="24"/>
+          <w:szCs w:val="24"/>
+          <w:lang w:eastAsia="hu-HU"/>
+        </w:rPr>
+      </w:pPr>
+      <w:r>
+        <w:rPr>
+          <w:rFonts w:ascii="Times New Roman" w:eastAsia="Times New Roman" w:hAnsi="Times New Roman" w:cs="Times New Roman"/>
+          <w:sz w:val="24"/>
+          <w:szCs w:val="24"/>
+          <w:lang w:eastAsia="hu-HU"/>
+        </w:rPr>
+        <w:t xml:space="preserve">A felhasználó új bulit hozhat létre, amelynél megadható például a </w:t>
+      </w:r>
+      <w:r>
+        <w:rPr>
+          <w:rFonts w:ascii="Times New Roman" w:eastAsia="Times New Roman" w:hAnsi="Times New Roman" w:cs="Times New Roman"/>
+          <w:b/>
+          <w:bCs/>
+          <w:sz w:val="24"/>
+          <w:szCs w:val="24"/>
+          <w:lang w:eastAsia="hu-HU"/>
+        </w:rPr>
+        <w:t>buli neve, dátuma, időpontja, helyszíne és egyéb fontos adatai</w:t>
+      </w:r>
+      <w:r>
+        <w:rPr>
+          <w:rFonts w:ascii="Times New Roman" w:eastAsia="Times New Roman" w:hAnsi="Times New Roman" w:cs="Times New Roman"/>
+          <w:sz w:val="24"/>
+          <w:szCs w:val="24"/>
+          <w:lang w:eastAsia="hu-HU"/>
+        </w:rPr>
+        <w:t xml:space="preserve">. A létrehozó automatikusan a buli </w:t>
+      </w:r>
+      <w:proofErr w:type="spellStart"/>
+      <w:r>
+        <w:rPr>
+          <w:rFonts w:ascii="Times New Roman" w:eastAsia="Times New Roman" w:hAnsi="Times New Roman" w:cs="Times New Roman"/>
+          <w:sz w:val="24"/>
+          <w:szCs w:val="24"/>
+          <w:lang w:eastAsia="hu-HU"/>
+        </w:rPr>
+        <w:t>hostja</w:t>
+      </w:r>
+      <w:proofErr w:type="spellEnd"/>
+      <w:r>
+        <w:rPr>
+          <w:rFonts w:ascii="Times New Roman" w:eastAsia="Times New Roman" w:hAnsi="Times New Roman" w:cs="Times New Roman"/>
+          <w:sz w:val="24"/>
+          <w:szCs w:val="24"/>
+          <w:lang w:eastAsia="hu-HU"/>
+        </w:rPr>
+        <w:t xml:space="preserve"> lesz.</w:t>
+      </w:r>
+    </w:p>
+    <w:p>
+      <w:pPr>
+        <w:spacing w:before="100" w:beforeAutospacing="1" w:after="100" w:afterAutospacing="1" w:line="240" w:lineRule="auto"/>
+        <w:jc w:val="both"/>
+        <w:rPr>
+          <w:rFonts w:ascii="Times New Roman" w:eastAsia="Times New Roman" w:hAnsi="Times New Roman" w:cs="Times New Roman"/>
+          <w:sz w:val="24"/>
+          <w:szCs w:val="24"/>
+          <w:lang w:eastAsia="hu-HU"/>
+        </w:rPr>
+      </w:pPr>
+      <w:r>
+        <w:rPr>
+          <w:rFonts w:ascii="Times New Roman" w:eastAsia="Times New Roman" w:hAnsi="Times New Roman" w:cs="Times New Roman"/>
+          <w:b/>
+          <w:bCs/>
+          <w:sz w:val="24"/>
+          <w:szCs w:val="24"/>
+          <w:lang w:eastAsia="hu-HU"/>
+        </w:rPr>
+        <w:t>• Meghívás</w:t>
+      </w:r>
+    </w:p>
+    <w:p>
+      <w:pPr>
+        <w:spacing w:before="100" w:beforeAutospacing="1" w:after="100" w:afterAutospacing="1" w:line="240" w:lineRule="auto"/>
+        <w:jc w:val="both"/>
+        <w:rPr>
+          <w:rFonts w:ascii="Times New Roman" w:eastAsia="Times New Roman" w:hAnsi="Times New Roman" w:cs="Times New Roman"/>
+          <w:sz w:val="24"/>
+          <w:szCs w:val="24"/>
+          <w:lang w:eastAsia="hu-HU"/>
+        </w:rPr>
+      </w:pPr>
+      <w:r>
+        <w:rPr>
+          <w:rFonts w:ascii="Times New Roman" w:eastAsia="Times New Roman" w:hAnsi="Times New Roman" w:cs="Times New Roman"/>
+          <w:sz w:val="24"/>
+          <w:szCs w:val="24"/>
+          <w:lang w:eastAsia="hu-HU"/>
+        </w:rPr>
+        <w:t xml:space="preserve">Minden bulihoz egy </w:t>
+      </w:r>
+      <w:r>
+        <w:rPr>
+          <w:rFonts w:ascii="Times New Roman" w:eastAsia="Times New Roman" w:hAnsi="Times New Roman" w:cs="Times New Roman"/>
+          <w:b/>
+          <w:bCs/>
+          <w:sz w:val="24"/>
+          <w:szCs w:val="24"/>
+          <w:lang w:eastAsia="hu-HU"/>
+        </w:rPr>
+        <w:t>egyedi meghívókód vagy meghívólink</w:t>
+      </w:r>
+      <w:r>
+        <w:rPr>
+          <w:rFonts w:ascii="Times New Roman" w:eastAsia="Times New Roman" w:hAnsi="Times New Roman" w:cs="Times New Roman"/>
+          <w:sz w:val="24"/>
+          <w:szCs w:val="24"/>
+          <w:lang w:eastAsia="hu-HU"/>
+        </w:rPr>
+        <w:t xml:space="preserve"> tartozik, amely segítségével más felhasználók csatlakozhatnak. A meghívások kezelését a </w:t>
+      </w:r>
+      <w:proofErr w:type="spellStart"/>
+      <w:r>
+        <w:rPr>
+          <w:rFonts w:ascii="Times New Roman" w:eastAsia="Times New Roman" w:hAnsi="Times New Roman" w:cs="Times New Roman"/>
+          <w:sz w:val="24"/>
+          <w:szCs w:val="24"/>
+          <w:lang w:eastAsia="hu-HU"/>
+        </w:rPr>
+        <w:t>host</w:t>
+      </w:r>
+      <w:proofErr w:type="spellEnd"/>
+      <w:r>
+        <w:rPr>
+          <w:rFonts w:ascii="Times New Roman" w:eastAsia="Times New Roman" w:hAnsi="Times New Roman" w:cs="Times New Roman"/>
+          <w:sz w:val="24"/>
+          <w:szCs w:val="24"/>
+          <w:lang w:eastAsia="hu-HU"/>
+        </w:rPr>
+        <w:t xml:space="preserve"> végezheti.</w:t>
+      </w:r>
+    </w:p>
+    <w:p>
+      <w:pPr>
+        <w:spacing w:before="100" w:beforeAutospacing="1" w:after="100" w:afterAutospacing="1" w:line="240" w:lineRule="auto"/>
+        <w:jc w:val="both"/>
+        <w:rPr>
+          <w:rFonts w:ascii="Times New Roman" w:eastAsia="Times New Roman" w:hAnsi="Times New Roman" w:cs="Times New Roman"/>
+          <w:sz w:val="24"/>
+          <w:szCs w:val="24"/>
+          <w:lang w:eastAsia="hu-HU"/>
+        </w:rPr>
+      </w:pPr>
+      <w:r>
+        <w:rPr>
+          <w:rFonts w:ascii="Times New Roman" w:eastAsia="Times New Roman" w:hAnsi="Times New Roman" w:cs="Times New Roman"/>
+          <w:b/>
+          <w:bCs/>
+          <w:sz w:val="24"/>
+          <w:szCs w:val="24"/>
+          <w:lang w:eastAsia="hu-HU"/>
+        </w:rPr>
+        <w:t>• Meghívottak kezelése</w:t>
+      </w:r>
+    </w:p>
+    <w:p>
+      <w:pPr>
+        <w:spacing w:before="100" w:beforeAutospacing="1" w:after="100" w:afterAutospacing="1" w:line="240" w:lineRule="auto"/>
+        <w:jc w:val="both"/>
+        <w:rPr>
+          <w:rFonts w:ascii="Times New Roman" w:eastAsia="Times New Roman" w:hAnsi="Times New Roman" w:cs="Times New Roman"/>
+          <w:sz w:val="24"/>
+          <w:szCs w:val="24"/>
+          <w:lang w:eastAsia="hu-HU"/>
+        </w:rPr>
+      </w:pPr>
+      <w:r>
+        <w:rPr>
+          <w:rFonts w:ascii="Times New Roman" w:eastAsia="Times New Roman" w:hAnsi="Times New Roman" w:cs="Times New Roman"/>
+          <w:sz w:val="24"/>
+          <w:szCs w:val="24"/>
+          <w:lang w:eastAsia="hu-HU"/>
+        </w:rPr>
+        <w:t xml:space="preserve">A résztvevők megtekinthetik, hogy kik tartoznak a bulihoz, valamint láthatják azok részvételi státuszát. A </w:t>
+      </w:r>
+      <w:proofErr w:type="spellStart"/>
+      <w:r>
+        <w:rPr>
+          <w:rFonts w:ascii="Times New Roman" w:eastAsia="Times New Roman" w:hAnsi="Times New Roman" w:cs="Times New Roman"/>
+          <w:sz w:val="24"/>
+          <w:szCs w:val="24"/>
+          <w:lang w:eastAsia="hu-HU"/>
+        </w:rPr>
+        <w:t>host</w:t>
+      </w:r>
+      <w:proofErr w:type="spellEnd"/>
+      <w:r>
+        <w:rPr>
+          <w:rFonts w:ascii="Times New Roman" w:eastAsia="Times New Roman" w:hAnsi="Times New Roman" w:cs="Times New Roman"/>
+          <w:sz w:val="24"/>
+          <w:szCs w:val="24"/>
+          <w:lang w:eastAsia="hu-HU"/>
+        </w:rPr>
+        <w:t xml:space="preserve"> szükség esetén eltávolíthat résztvevőket.</w:t>
+      </w:r>
+    </w:p>
+    <w:p>
+      <w:pPr>
+        <w:spacing w:before="100" w:beforeAutospacing="1" w:after="100" w:afterAutospacing="1" w:line="240" w:lineRule="auto"/>
+        <w:jc w:val="both"/>
+        <w:rPr>
+          <w:rFonts w:ascii="Times New Roman" w:eastAsia="Times New Roman" w:hAnsi="Times New Roman" w:cs="Times New Roman"/>
+          <w:sz w:val="24"/>
+          <w:szCs w:val="24"/>
+          <w:lang w:eastAsia="hu-HU"/>
+        </w:rPr>
+      </w:pPr>
+      <w:r>
+        <w:rPr>
+          <w:rFonts w:ascii="Times New Roman" w:eastAsia="Times New Roman" w:hAnsi="Times New Roman" w:cs="Times New Roman"/>
+          <w:b/>
+          <w:bCs/>
+          <w:sz w:val="24"/>
+          <w:szCs w:val="24"/>
+          <w:lang w:eastAsia="hu-HU"/>
+        </w:rPr>
+        <w:lastRenderedPageBreak/>
+        <w:t>• Részvételi visszajelzés</w:t>
+      </w:r>
+    </w:p>
+    <w:p>
+      <w:pPr>
+        <w:spacing w:before="100" w:beforeAutospacing="1" w:after="100" w:afterAutospacing="1" w:line="240" w:lineRule="auto"/>
+        <w:jc w:val="both"/>
+        <w:rPr>
+          <w:rFonts w:ascii="Times New Roman" w:eastAsia="Times New Roman" w:hAnsi="Times New Roman" w:cs="Times New Roman"/>
+          <w:sz w:val="24"/>
+          <w:szCs w:val="24"/>
+          <w:lang w:eastAsia="hu-HU"/>
+        </w:rPr>
+      </w:pPr>
+      <w:r>
+        <w:rPr>
+          <w:rFonts w:ascii="Times New Roman" w:eastAsia="Times New Roman" w:hAnsi="Times New Roman" w:cs="Times New Roman"/>
+          <w:sz w:val="24"/>
+          <w:szCs w:val="24"/>
+          <w:lang w:eastAsia="hu-HU"/>
+        </w:rPr>
+        <w:t xml:space="preserve">A résztvevők jelezhetik, hogy </w:t>
+      </w:r>
+      <w:r>
+        <w:rPr>
+          <w:rFonts w:ascii="Times New Roman" w:eastAsia="Times New Roman" w:hAnsi="Times New Roman" w:cs="Times New Roman"/>
+          <w:b/>
+          <w:bCs/>
+          <w:sz w:val="24"/>
+          <w:szCs w:val="24"/>
+          <w:lang w:eastAsia="hu-HU"/>
+        </w:rPr>
+        <w:t>ott lesznek, talán részt vesznek, vagy nem mennek el</w:t>
+      </w:r>
+      <w:r>
+        <w:rPr>
+          <w:rFonts w:ascii="Times New Roman" w:eastAsia="Times New Roman" w:hAnsi="Times New Roman" w:cs="Times New Roman"/>
+          <w:sz w:val="24"/>
+          <w:szCs w:val="24"/>
+          <w:lang w:eastAsia="hu-HU"/>
+        </w:rPr>
+        <w:t>. A státuszukat később módosíthatják.</w:t>
+      </w:r>
+    </w:p>
+    <w:p>
+      <w:pPr>
+        <w:spacing w:before="100" w:beforeAutospacing="1" w:after="100" w:afterAutospacing="1" w:line="240" w:lineRule="auto"/>
+        <w:jc w:val="both"/>
+        <w:rPr>
+          <w:rFonts w:ascii="Times New Roman" w:eastAsia="Times New Roman" w:hAnsi="Times New Roman" w:cs="Times New Roman"/>
+          <w:sz w:val="24"/>
+          <w:szCs w:val="24"/>
+          <w:lang w:eastAsia="hu-HU"/>
+        </w:rPr>
+      </w:pPr>
+      <w:r>
+        <w:rPr>
+          <w:rFonts w:ascii="Times New Roman" w:eastAsia="Times New Roman" w:hAnsi="Times New Roman" w:cs="Times New Roman"/>
+          <w:b/>
+          <w:bCs/>
+          <w:sz w:val="24"/>
+          <w:szCs w:val="24"/>
+          <w:lang w:eastAsia="hu-HU"/>
+        </w:rPr>
+        <w:t>• Költségvetés és kiadások</w:t>
+      </w:r>
+    </w:p>
+    <w:p>
+      <w:pPr>
+        <w:spacing w:before="100" w:beforeAutospacing="1" w:after="100" w:afterAutospacing="1" w:line="240" w:lineRule="auto"/>
+        <w:jc w:val="both"/>
+        <w:rPr>
+          <w:rFonts w:ascii="Times New Roman" w:eastAsia="Times New Roman" w:hAnsi="Times New Roman" w:cs="Times New Roman"/>
+          <w:sz w:val="24"/>
+          <w:szCs w:val="24"/>
+          <w:lang w:eastAsia="hu-HU"/>
+        </w:rPr>
+      </w:pPr>
+      <w:r>
+        <w:rPr>
+          <w:rFonts w:ascii="Times New Roman" w:eastAsia="Times New Roman" w:hAnsi="Times New Roman" w:cs="Times New Roman"/>
+          <w:sz w:val="24"/>
+          <w:szCs w:val="24"/>
+          <w:lang w:eastAsia="hu-HU"/>
+        </w:rPr>
+        <w:t xml:space="preserve">A résztvevők rögzíthetik a bulihoz kapcsolódó </w:t>
+      </w:r>
+      <w:r>
+        <w:rPr>
+          <w:rFonts w:ascii="Times New Roman" w:eastAsia="Times New Roman" w:hAnsi="Times New Roman" w:cs="Times New Roman"/>
+          <w:b/>
+          <w:bCs/>
+          <w:sz w:val="24"/>
+          <w:szCs w:val="24"/>
+          <w:lang w:eastAsia="hu-HU"/>
+        </w:rPr>
+        <w:t>kiadásokat és befizetéseket</w:t>
+      </w:r>
+      <w:r>
+        <w:rPr>
+          <w:rFonts w:ascii="Times New Roman" w:eastAsia="Times New Roman" w:hAnsi="Times New Roman" w:cs="Times New Roman"/>
+          <w:sz w:val="24"/>
+          <w:szCs w:val="24"/>
+          <w:lang w:eastAsia="hu-HU"/>
+        </w:rPr>
+        <w:t>. A rendszer ezek alapján kiszámolja a teljes költséget, a befizetett összeget és a fennmaradó összeget.</w:t>
+      </w:r>
+    </w:p>
+    <w:p>
+      <w:pPr>
+        <w:spacing w:before="100" w:beforeAutospacing="1" w:after="100" w:afterAutospacing="1" w:line="240" w:lineRule="auto"/>
+        <w:jc w:val="both"/>
+        <w:rPr>
+          <w:rFonts w:ascii="Times New Roman" w:eastAsia="Times New Roman" w:hAnsi="Times New Roman" w:cs="Times New Roman"/>
+          <w:sz w:val="24"/>
+          <w:szCs w:val="24"/>
+          <w:lang w:eastAsia="hu-HU"/>
+        </w:rPr>
+      </w:pPr>
+      <w:r>
+        <w:rPr>
+          <w:rFonts w:ascii="Times New Roman" w:eastAsia="Times New Roman" w:hAnsi="Times New Roman" w:cs="Times New Roman"/>
+          <w:sz w:val="24"/>
+          <w:szCs w:val="24"/>
+          <w:lang w:eastAsia="hu-HU"/>
+        </w:rPr>
+        <w:t xml:space="preserve">A </w:t>
+      </w:r>
+      <w:proofErr w:type="spellStart"/>
+      <w:r>
+        <w:rPr>
+          <w:rFonts w:ascii="Times New Roman" w:eastAsia="Times New Roman" w:hAnsi="Times New Roman" w:cs="Times New Roman"/>
+          <w:sz w:val="24"/>
+          <w:szCs w:val="24"/>
+          <w:lang w:eastAsia="hu-HU"/>
+        </w:rPr>
+        <w:t>host</w:t>
+      </w:r>
+      <w:proofErr w:type="spellEnd"/>
+      <w:r>
+        <w:rPr>
+          <w:rFonts w:ascii="Times New Roman" w:eastAsia="Times New Roman" w:hAnsi="Times New Roman" w:cs="Times New Roman"/>
+          <w:sz w:val="24"/>
+          <w:szCs w:val="24"/>
+          <w:lang w:eastAsia="hu-HU"/>
+        </w:rPr>
+        <w:t xml:space="preserve"> megadhat egy teljes költséget is, amelyet a rendszer egy funkció segítségével </w:t>
+      </w:r>
+      <w:r>
+        <w:rPr>
+          <w:rFonts w:ascii="Times New Roman" w:eastAsia="Times New Roman" w:hAnsi="Times New Roman" w:cs="Times New Roman"/>
+          <w:b/>
+          <w:bCs/>
+          <w:sz w:val="24"/>
+          <w:szCs w:val="24"/>
+          <w:lang w:eastAsia="hu-HU"/>
+        </w:rPr>
+        <w:t>egyenlően feloszt a résztvevők között</w:t>
+      </w:r>
+      <w:r>
+        <w:rPr>
+          <w:rFonts w:ascii="Times New Roman" w:eastAsia="Times New Roman" w:hAnsi="Times New Roman" w:cs="Times New Roman"/>
+          <w:sz w:val="24"/>
+          <w:szCs w:val="24"/>
+          <w:lang w:eastAsia="hu-HU"/>
+        </w:rPr>
+        <w:t>.</w:t>
+      </w:r>
+    </w:p>
+    <w:p>
+      <w:pPr>
+        <w:spacing w:before="100" w:beforeAutospacing="1" w:after="100" w:afterAutospacing="1" w:line="240" w:lineRule="auto"/>
+        <w:jc w:val="both"/>
+        <w:rPr>
+          <w:rFonts w:ascii="Times New Roman" w:eastAsia="Times New Roman" w:hAnsi="Times New Roman" w:cs="Times New Roman"/>
+          <w:sz w:val="24"/>
+          <w:szCs w:val="24"/>
+          <w:lang w:eastAsia="hu-HU"/>
+        </w:rPr>
+      </w:pPr>
+      <w:r>
+        <w:rPr>
+          <w:rFonts w:ascii="Times New Roman" w:eastAsia="Times New Roman" w:hAnsi="Times New Roman" w:cs="Times New Roman"/>
+          <w:b/>
+          <w:bCs/>
+          <w:sz w:val="24"/>
+          <w:szCs w:val="24"/>
+          <w:lang w:eastAsia="hu-HU"/>
+        </w:rPr>
+        <w:t>• Étel- és italszavazás</w:t>
+      </w:r>
+    </w:p>
+    <w:p>
+      <w:pPr>
+        <w:spacing w:before="100" w:beforeAutospacing="1" w:after="100" w:afterAutospacing="1" w:line="240" w:lineRule="auto"/>
+        <w:jc w:val="both"/>
+        <w:rPr>
+          <w:rFonts w:ascii="Times New Roman" w:eastAsia="Times New Roman" w:hAnsi="Times New Roman" w:cs="Times New Roman"/>
+          <w:sz w:val="24"/>
+          <w:szCs w:val="24"/>
+          <w:lang w:eastAsia="hu-HU"/>
+        </w:rPr>
+      </w:pPr>
+      <w:r>
+        <w:rPr>
+          <w:rFonts w:ascii="Times New Roman" w:eastAsia="Times New Roman" w:hAnsi="Times New Roman" w:cs="Times New Roman"/>
+          <w:sz w:val="24"/>
+          <w:szCs w:val="24"/>
+          <w:lang w:eastAsia="hu-HU"/>
+        </w:rPr>
+        <w:t>A résztvevők szavazhatnak arról, hogy milyen ételek és italok legyenek a bulin. Emellett új lehetőségeket is hozzáadhatnak a szavazáshoz.</w:t>
+      </w:r>
+    </w:p>
+    <w:p>
+      <w:pPr>
+        <w:spacing w:before="100" w:beforeAutospacing="1" w:after="100" w:afterAutospacing="1" w:line="240" w:lineRule="auto"/>
+        <w:jc w:val="both"/>
+        <w:rPr>
+          <w:rFonts w:ascii="Times New Roman" w:eastAsia="Times New Roman" w:hAnsi="Times New Roman" w:cs="Times New Roman"/>
+          <w:sz w:val="24"/>
+          <w:szCs w:val="24"/>
+          <w:lang w:eastAsia="hu-HU"/>
+        </w:rPr>
+      </w:pPr>
+      <w:r>
+        <w:rPr>
+          <w:rFonts w:ascii="Times New Roman" w:eastAsia="Times New Roman" w:hAnsi="Times New Roman" w:cs="Times New Roman"/>
+          <w:b/>
+          <w:bCs/>
+          <w:sz w:val="24"/>
+          <w:szCs w:val="24"/>
+          <w:lang w:eastAsia="hu-HU"/>
+        </w:rPr>
+        <w:t>• Teendőlista</w:t>
+      </w:r>
+    </w:p>
+    <w:p>
+      <w:pPr>
+        <w:spacing w:before="100" w:beforeAutospacing="1" w:after="100" w:afterAutospacing="1" w:line="240" w:lineRule="auto"/>
+        <w:jc w:val="both"/>
+        <w:rPr>
+          <w:rFonts w:ascii="Times New Roman" w:eastAsia="Times New Roman" w:hAnsi="Times New Roman" w:cs="Times New Roman"/>
+          <w:sz w:val="24"/>
+          <w:szCs w:val="24"/>
+          <w:lang w:eastAsia="hu-HU"/>
+        </w:rPr>
+      </w:pPr>
+      <w:r>
+        <w:rPr>
+          <w:rFonts w:ascii="Times New Roman" w:eastAsia="Times New Roman" w:hAnsi="Times New Roman" w:cs="Times New Roman"/>
+          <w:sz w:val="24"/>
+          <w:szCs w:val="24"/>
+          <w:lang w:eastAsia="hu-HU"/>
+        </w:rPr>
+        <w:t xml:space="preserve">A résztvevők a bulihoz kapcsolódó </w:t>
+      </w:r>
+      <w:r>
+        <w:rPr>
+          <w:rFonts w:ascii="Times New Roman" w:eastAsia="Times New Roman" w:hAnsi="Times New Roman" w:cs="Times New Roman"/>
+          <w:b/>
+          <w:bCs/>
+          <w:sz w:val="24"/>
+          <w:szCs w:val="24"/>
+          <w:lang w:eastAsia="hu-HU"/>
+        </w:rPr>
+        <w:t>feladatokat hozhatnak létre</w:t>
+      </w:r>
+      <w:r>
+        <w:rPr>
+          <w:rFonts w:ascii="Times New Roman" w:eastAsia="Times New Roman" w:hAnsi="Times New Roman" w:cs="Times New Roman"/>
+          <w:sz w:val="24"/>
+          <w:szCs w:val="24"/>
+          <w:lang w:eastAsia="hu-HU"/>
+        </w:rPr>
+        <w:t>, amelyeket konkrét személyhez rendelhetnek. A szabadon hagyott feladatokat más résztvevők magukra vállalhatják, majd a feladatok elvégzését jelezhetik.</w:t>
+      </w:r>
+    </w:p>
+    <w:p>
+      <w:pPr>
+        <w:spacing w:before="100" w:beforeAutospacing="1" w:after="100" w:afterAutospacing="1" w:line="240" w:lineRule="auto"/>
+        <w:jc w:val="both"/>
+        <w:rPr>
+          <w:rFonts w:ascii="Times New Roman" w:eastAsia="Times New Roman" w:hAnsi="Times New Roman" w:cs="Times New Roman"/>
+          <w:sz w:val="24"/>
+          <w:szCs w:val="24"/>
+          <w:lang w:eastAsia="hu-HU"/>
+        </w:rPr>
+      </w:pPr>
+      <w:r>
+        <w:rPr>
+          <w:rFonts w:ascii="Times New Roman" w:eastAsia="Times New Roman" w:hAnsi="Times New Roman" w:cs="Times New Roman"/>
+          <w:b/>
+          <w:bCs/>
+          <w:sz w:val="24"/>
+          <w:szCs w:val="24"/>
+          <w:lang w:eastAsia="hu-HU"/>
+        </w:rPr>
+        <w:t xml:space="preserve">• </w:t>
+      </w:r>
+      <w:proofErr w:type="spellStart"/>
+      <w:r>
+        <w:rPr>
+          <w:rFonts w:ascii="Times New Roman" w:eastAsia="Times New Roman" w:hAnsi="Times New Roman" w:cs="Times New Roman"/>
+          <w:b/>
+          <w:bCs/>
+          <w:sz w:val="24"/>
+          <w:szCs w:val="24"/>
+          <w:lang w:eastAsia="hu-HU"/>
+        </w:rPr>
+        <w:t>Playlist</w:t>
+      </w:r>
+      <w:proofErr w:type="spellEnd"/>
+      <w:r>
+        <w:rPr>
+          <w:rFonts w:ascii="Times New Roman" w:eastAsia="Times New Roman" w:hAnsi="Times New Roman" w:cs="Times New Roman"/>
+          <w:b/>
+          <w:bCs/>
+          <w:sz w:val="24"/>
+          <w:szCs w:val="24"/>
+          <w:lang w:eastAsia="hu-HU"/>
+        </w:rPr>
+        <w:t xml:space="preserve"> – opcionális funkció</w:t>
+      </w:r>
+    </w:p>
+    <w:p>
+      <w:pPr>
+        <w:spacing w:before="100" w:beforeAutospacing="1" w:after="100" w:afterAutospacing="1" w:line="240" w:lineRule="auto"/>
+        <w:jc w:val="both"/>
+        <w:rPr>
+          <w:rFonts w:ascii="Times New Roman" w:eastAsia="Times New Roman" w:hAnsi="Times New Roman" w:cs="Times New Roman"/>
+          <w:sz w:val="24"/>
+          <w:szCs w:val="24"/>
+          <w:lang w:eastAsia="hu-HU"/>
+        </w:rPr>
+      </w:pPr>
+      <w:r>
+        <w:rPr>
+          <w:rFonts w:ascii="Times New Roman" w:eastAsia="Times New Roman" w:hAnsi="Times New Roman" w:cs="Times New Roman"/>
+          <w:sz w:val="24"/>
+          <w:szCs w:val="24"/>
+          <w:lang w:eastAsia="hu-HU"/>
+        </w:rPr>
+        <w:t>A résztvevők közös lejátszási listát hozhatnak létre, amelyhez zenéket adhatnak hozzá és szavazhatnak a számokra.</w:t>
+      </w:r>
+    </w:p>
+    <w:p>
+      <w:pPr>
+        <w:pStyle w:val="Listaszerbekezds"/>
+        <w:jc w:val="both"/>
         <w:rPr>
           <w:rStyle w:val="Kiemels2"/>
           <w:sz w:val="24"/>
           <w:szCs w:val="24"/>
         </w:rPr>
       </w:pPr>
-      <w:r>
-        <w:rPr>
-          <w:rStyle w:val="Kiemels2"/>
-          <w:sz w:val="24"/>
-          <w:szCs w:val="24"/>
-        </w:rPr>
-        <w:t>Részvételi visszajelzés:</w:t>
-      </w:r>
-    </w:p>
-    <w:p>
-      <w:pPr>
-        <w:pStyle w:val="Listaszerbekezds"/>
-        <w:rPr>
-          <w:rStyle w:val="Kiemels2"/>
-          <w:b w:val="0"/>
-          <w:bCs w:val="0"/>
-          <w:sz w:val="24"/>
-          <w:szCs w:val="24"/>
-        </w:rPr>
-      </w:pPr>
-      <w:r>
-        <w:rPr>
-          <w:rStyle w:val="Kiemels2"/>
-          <w:b w:val="0"/>
-          <w:bCs w:val="0"/>
-          <w:sz w:val="24"/>
-          <w:szCs w:val="24"/>
-        </w:rPr>
-        <w:t>A meghívottak jelezhetik, hogy ott lesznek, talán részt vesznek, vagy nem mennek el.</w:t>
-      </w:r>
-    </w:p>
-    <w:p>
-      <w:pPr>
-        <w:pStyle w:val="Listaszerbekezds"/>
-        <w:numPr>
-          <w:ilvl w:val="0"/>
-          <w:numId w:val="1"/>
-        </w:numPr>
-        <w:rPr>
-          <w:rStyle w:val="Kiemels2"/>
-          <w:sz w:val="24"/>
-          <w:szCs w:val="24"/>
-        </w:rPr>
-      </w:pPr>
-      <w:r>
-        <w:rPr>
-          <w:rStyle w:val="Kiemels2"/>
-          <w:sz w:val="24"/>
-          <w:szCs w:val="24"/>
-        </w:rPr>
-        <w:t>Költségvetés és kiadások:</w:t>
-      </w:r>
-    </w:p>
-    <w:p>
-      <w:pPr>
-        <w:pStyle w:val="Listaszerbekezds"/>
-        <w:rPr>
-          <w:rStyle w:val="Kiemels2"/>
-          <w:b w:val="0"/>
-          <w:bCs w:val="0"/>
-          <w:sz w:val="24"/>
-          <w:szCs w:val="24"/>
-        </w:rPr>
-      </w:pPr>
-      <w:r>
-        <w:rPr>
-          <w:rStyle w:val="Kiemels2"/>
-          <w:b w:val="0"/>
-          <w:bCs w:val="0"/>
-          <w:sz w:val="24"/>
-          <w:szCs w:val="24"/>
-        </w:rPr>
-        <w:t>A felhasználók rögzíthetik a kiadásokat és befizetéseket. A rendszer kiszámolja a teljes költséget, a befizetett összeget és a hátralékot.</w:t>
-      </w:r>
-      <w:r>
-        <w:rPr>
-          <w:rStyle w:val="Kiemels2"/>
-          <w:b w:val="0"/>
-          <w:bCs w:val="0"/>
-          <w:sz w:val="24"/>
-          <w:szCs w:val="24"/>
-        </w:rPr>
-        <w:t xml:space="preserve"> A host megadhat egy teljes költséget is amit egy funkcióval egyenlően eloszt a résztvevők között.</w:t>
-      </w:r>
-    </w:p>
-    <w:p>
-      <w:pPr>
-        <w:pStyle w:val="Listaszerbekezds"/>
-        <w:numPr>
-          <w:ilvl w:val="0"/>
-          <w:numId w:val="1"/>
-        </w:numPr>
-        <w:rPr>
-          <w:rStyle w:val="Kiemels2"/>
-          <w:sz w:val="24"/>
-          <w:szCs w:val="24"/>
-        </w:rPr>
-      </w:pPr>
-      <w:r>
-        <w:rPr>
-          <w:rStyle w:val="Kiemels2"/>
-          <w:sz w:val="24"/>
-          <w:szCs w:val="24"/>
-        </w:rPr>
-        <w:t>Étel</w:t>
-      </w:r>
-      <w:r>
-        <w:rPr>
-          <w:rStyle w:val="Kiemels2"/>
-          <w:sz w:val="24"/>
-          <w:szCs w:val="24"/>
-        </w:rPr>
-        <w:t xml:space="preserve"> és ital szavazás:</w:t>
-      </w:r>
-    </w:p>
-    <w:p>
-      <w:pPr>
-        <w:pStyle w:val="Listaszerbekezds"/>
-        <w:rPr>
-          <w:rStyle w:val="Kiemels2"/>
-          <w:b w:val="0"/>
-          <w:bCs w:val="0"/>
-          <w:sz w:val="24"/>
-          <w:szCs w:val="24"/>
-        </w:rPr>
-      </w:pPr>
-      <w:r>
-        <w:rPr>
-          <w:rStyle w:val="Kiemels2"/>
-          <w:b w:val="0"/>
-          <w:bCs w:val="0"/>
-          <w:sz w:val="24"/>
-          <w:szCs w:val="24"/>
-        </w:rPr>
-        <w:t>A résztvevők szavazhatnak az ételek és italok között, valamint új lehetőségeket is hozzáadhatnak.</w:t>
-      </w:r>
-    </w:p>
-    <w:p>
-      <w:pPr>
-        <w:pStyle w:val="Listaszerbekezds"/>
-        <w:numPr>
-          <w:ilvl w:val="0"/>
-          <w:numId w:val="1"/>
-        </w:numPr>
-        <w:rPr>
-          <w:rStyle w:val="Kiemels2"/>
-          <w:sz w:val="24"/>
-          <w:szCs w:val="24"/>
-        </w:rPr>
-      </w:pPr>
-      <w:r>
-        <w:rPr>
-          <w:rStyle w:val="Kiemels2"/>
-          <w:sz w:val="24"/>
-          <w:szCs w:val="24"/>
-        </w:rPr>
-        <w:t>Teendőlista:</w:t>
-      </w:r>
-    </w:p>
-    <w:p>
-      <w:pPr>
-        <w:pStyle w:val="Listaszerbekezds"/>
-        <w:rPr>
-          <w:rStyle w:val="Kiemels2"/>
-          <w:b w:val="0"/>
-          <w:bCs w:val="0"/>
-          <w:sz w:val="24"/>
-          <w:szCs w:val="24"/>
-        </w:rPr>
-      </w:pPr>
-      <w:r>
-        <w:rPr>
-          <w:rStyle w:val="Kiemels2"/>
-          <w:b w:val="0"/>
-          <w:bCs w:val="0"/>
-          <w:sz w:val="24"/>
-          <w:szCs w:val="24"/>
-        </w:rPr>
-        <w:t>Mindenki</w:t>
-      </w:r>
-      <w:r>
-        <w:rPr>
-          <w:rStyle w:val="Kiemels2"/>
-          <w:b w:val="0"/>
-          <w:bCs w:val="0"/>
-          <w:sz w:val="24"/>
-          <w:szCs w:val="24"/>
-        </w:rPr>
-        <w:t xml:space="preserve"> hozhat létre</w:t>
-      </w:r>
-      <w:r>
-        <w:rPr>
-          <w:rStyle w:val="Kiemels2"/>
-          <w:b w:val="0"/>
-          <w:bCs w:val="0"/>
-          <w:sz w:val="24"/>
-          <w:szCs w:val="24"/>
-        </w:rPr>
-        <w:t xml:space="preserve"> teendőket</w:t>
-      </w:r>
-      <w:r>
-        <w:rPr>
-          <w:rStyle w:val="Kiemels2"/>
-          <w:b w:val="0"/>
-          <w:bCs w:val="0"/>
-          <w:sz w:val="24"/>
-          <w:szCs w:val="24"/>
-        </w:rPr>
-        <w:t>, és azokat konkrét személyekhez rendelheti</w:t>
-      </w:r>
-      <w:r>
-        <w:rPr>
-          <w:rStyle w:val="Kiemels2"/>
-          <w:b w:val="0"/>
-          <w:bCs w:val="0"/>
-          <w:sz w:val="24"/>
-          <w:szCs w:val="24"/>
-        </w:rPr>
-        <w:t xml:space="preserve"> vagy az üres feladatokat magára vállalhatja</w:t>
-      </w:r>
-      <w:r>
-        <w:rPr>
-          <w:rStyle w:val="Kiemels2"/>
-          <w:b w:val="0"/>
-          <w:bCs w:val="0"/>
-          <w:sz w:val="24"/>
-          <w:szCs w:val="24"/>
-        </w:rPr>
-        <w:t>.</w:t>
-      </w:r>
-    </w:p>
-    <w:p>
-      <w:pPr>
-        <w:pStyle w:val="Listaszerbekezds"/>
-        <w:numPr>
-          <w:ilvl w:val="0"/>
-          <w:numId w:val="1"/>
-        </w:numPr>
-        <w:rPr>
-          <w:rStyle w:val="Kiemels2"/>
-          <w:sz w:val="24"/>
-          <w:szCs w:val="24"/>
-        </w:rPr>
-      </w:pPr>
-      <w:r>
-        <w:rPr>
-          <w:rStyle w:val="Kiemels2"/>
-          <w:sz w:val="24"/>
-          <w:szCs w:val="24"/>
-        </w:rPr>
-        <w:t>Playlist:</w:t>
-      </w:r>
-    </w:p>
-    <w:p>
-      <w:pPr>
-        <w:pStyle w:val="Listaszerbekezds"/>
-        <w:rPr>
-          <w:rStyle w:val="Kiemels2"/>
-          <w:b w:val="0"/>
-          <w:bCs w:val="0"/>
-          <w:sz w:val="24"/>
-          <w:szCs w:val="24"/>
-        </w:rPr>
-      </w:pPr>
-      <w:r>
-        <w:rPr>
-          <w:rStyle w:val="Kiemels2"/>
-          <w:b w:val="0"/>
-          <w:bCs w:val="0"/>
-          <w:sz w:val="24"/>
-          <w:szCs w:val="24"/>
-        </w:rPr>
-        <w:t>A résztvevők zenéket adhatnak hozzá a közös lejátszási listához, és szavazhatnak a számokra.</w:t>
-      </w:r>
-      <w:r>
-        <w:rPr>
-          <w:rStyle w:val="Kiemels2"/>
-          <w:b w:val="0"/>
-          <w:bCs w:val="0"/>
-          <w:sz w:val="24"/>
-          <w:szCs w:val="24"/>
-        </w:rPr>
-        <w:t xml:space="preserve"> /</w:t>
-      </w:r>
-      <w:r>
-        <w:rPr>
-          <w:rStyle w:val="Kiemels2"/>
-          <w:b w:val="0"/>
-          <w:bCs w:val="0"/>
-          <w:sz w:val="24"/>
-          <w:szCs w:val="24"/>
-        </w:rPr>
-        <w:t>csak ötlet</w:t>
-      </w:r>
-    </w:p>
-    <w:p>
-      <w:pPr>
-        <w:pStyle w:val="Listaszerbekezds"/>
-        <w:numPr>
-          <w:ilvl w:val="0"/>
-          <w:numId w:val="1"/>
-        </w:numPr>
-        <w:rPr>
-          <w:rStyle w:val="Kiemels2"/>
-          <w:sz w:val="24"/>
-          <w:szCs w:val="24"/>
-        </w:rPr>
-      </w:pPr>
-      <w:r>
-        <w:rPr>
-          <w:rStyle w:val="Kiemels2"/>
-          <w:sz w:val="24"/>
-          <w:szCs w:val="24"/>
-        </w:rPr>
-        <w:t>(</w:t>
-      </w:r>
-      <w:r>
-        <w:rPr>
-          <w:rStyle w:val="Kiemels2"/>
-          <w:sz w:val="24"/>
-          <w:szCs w:val="24"/>
-        </w:rPr>
-        <w:t>Buli létrehozása:</w:t>
-      </w:r>
-    </w:p>
-    <w:p>
-      <w:pPr>
-        <w:pStyle w:val="Listaszerbekezds"/>
-        <w:rPr>
-          <w:rStyle w:val="Kiemels2"/>
-          <w:b w:val="0"/>
-          <w:bCs w:val="0"/>
-          <w:sz w:val="24"/>
-          <w:szCs w:val="24"/>
-        </w:rPr>
-      </w:pPr>
-      <w:r>
-        <w:rPr>
-          <w:rStyle w:val="Kiemels2"/>
-          <w:b w:val="0"/>
-          <w:bCs w:val="0"/>
-          <w:sz w:val="24"/>
-          <w:szCs w:val="24"/>
-        </w:rPr>
-        <w:t>A host létrehozhat egy új bulit a név, dátum, időpont, helyszín és egyéb adatok megadásával.</w:t>
-      </w:r>
-      <w:r>
-        <w:rPr>
-          <w:rStyle w:val="Kiemels2"/>
-          <w:b w:val="0"/>
-          <w:bCs w:val="0"/>
-          <w:sz w:val="24"/>
-          <w:szCs w:val="24"/>
-        </w:rPr>
-        <w:t>)</w:t>
-      </w:r>
-    </w:p>
-    <w:p>
-      <w:pPr>
-        <w:pStyle w:val="Listaszerbekezds"/>
-        <w:rPr>
-          <w:rStyle w:val="Kiemels2"/>
-          <w:sz w:val="24"/>
-          <w:szCs w:val="24"/>
-        </w:rPr>
-      </w:pPr>
     </w:p>
     <w:sectPr>
-      <w:headerReference w:type="even" r:id="rId8"/>
-      <w:headerReference w:type="default" r:id="rId9"/>
-      <w:footerReference w:type="even" r:id="rId10"/>
-      <w:footerReference w:type="default" r:id="rId11"/>
-      <w:headerReference w:type="first" r:id="rId12"/>
-      <w:footerReference w:type="first" r:id="rId13"/>
       <w:pgSz w:w="11906" w:h="16838"/>
       <w:pgMar w:top="1417" w:right="1417" w:bottom="1417" w:left="1417" w:header="708" w:footer="708" w:gutter="0"/>
       <w:cols w:space="708"/>
@@ -714,7 +1023,7 @@
 </file>
 
 <file path=word/endnotes.xml><?xml version="1.0" encoding="utf-8"?>
-<w:endnotes xmlns:wpc="http://schemas.microsoft.com/office/word/2010/wordprocessingCanvas" xmlns:cx="http://schemas.microsoft.com/office/drawing/2014/chartex" xmlns:cx1="http://schemas.microsoft.com/office/drawing/2015/9/8/chartex" xmlns:cx2="http://schemas.microsoft.com/office/drawing/2015/10/21/chartex" xmlns:cx3="http://schemas.microsoft.com/office/drawing/2016/5/9/chartex" xmlns:cx4="http://schemas.microsoft.com/office/drawing/2016/5/10/chartex" xmlns:cx5="http://schemas.microsoft.com/office/drawing/2016/5/11/chartex" xmlns:cx6="http://schemas.microsoft.com/office/drawing/2016/5/12/chartex" xmlns:cx7="http://schemas.microsoft.com/office/drawing/2016/5/13/chartex" xmlns:cx8="http://schemas.microsoft.com/office/drawing/2016/5/14/chartex" xmlns:mc="http://schemas.openxmlformats.org/markup-compatibility/2006" xmlns:aink="http://schemas.microsoft.com/office/drawing/2016/ink" xmlns:am3d="http://schemas.microsoft.com/office/drawing/2017/model3d" xmlns:o="urn:schemas-microsoft-com:office:office" xmlns:r="http://schemas.openxmlformats.org/officeDocument/2006/relationships" xmlns:m="http://schemas.openxmlformats.org/officeDocument/2006/math" xmlns:v="urn:schemas-microsoft-com:vml" xmlns:wp14="http://schemas.microsoft.com/office/word/2010/wordprocessingDrawing" xmlns:wp="http://schemas.openxmlformats.org/drawingml/2006/wordprocessingDrawing" xmlns:w10="urn:schemas-microsoft-com:office:word" xmlns:w="http://schemas.openxmlformats.org/wordprocessingml/2006/main" xmlns:w14="http://schemas.microsoft.com/office/word/2010/wordml" xmlns:w15="http://schemas.microsoft.com/office/word/2012/wordml" xmlns:w16cex="http://schemas.microsoft.com/office/word/2018/wordml/cex" xmlns:w16cid="http://schemas.microsoft.com/office/word/2016/wordml/cid" xmlns:w16="http://schemas.microsoft.com/office/word/2018/wordml" xmlns:w16sdtdh="http://schemas.microsoft.com/office/word/2020/wordml/sdtdatahash" xmlns:w16se="http://schemas.microsoft.com/office/word/2015/wordml/symex" xmlns:wpg="http://schemas.microsoft.com/office/word/2010/wordprocessingGroup" xmlns:wpi="http://schemas.microsoft.com/office/word/2010/wordprocessingInk" xmlns:wne="http://schemas.microsoft.com/office/word/2006/wordml" xmlns:wps="http://schemas.microsoft.com/office/word/2010/wordprocessingShape" mc:Ignorable="w14 w15 w16se w16cid w16 w16cex w16sdtdh wp14">
+<w:endnotes xmlns:wpc="http://schemas.microsoft.com/office/word/2010/wordprocessingCanvas" xmlns:cx="http://schemas.microsoft.com/office/drawing/2014/chartex" xmlns:cx1="http://schemas.microsoft.com/office/drawing/2015/9/8/chartex" xmlns:mc="http://schemas.openxmlformats.org/markup-compatibility/2006" xmlns:o="urn:schemas-microsoft-com:office:office" xmlns:r="http://schemas.openxmlformats.org/officeDocument/2006/relationships" xmlns:m="http://schemas.openxmlformats.org/officeDocument/2006/math" xmlns:v="urn:schemas-microsoft-com:vml" xmlns:wp14="http://schemas.microsoft.com/office/word/2010/wordprocessingDrawing" xmlns:wp="http://schemas.openxmlformats.org/drawingml/2006/wordprocessingDrawing" xmlns:w10="urn:schemas-microsoft-com:office:word" xmlns:w="http://schemas.openxmlformats.org/wordprocessingml/2006/main" xmlns:w14="http://schemas.microsoft.com/office/word/2010/wordml" xmlns:w15="http://schemas.microsoft.com/office/word/2012/wordml" xmlns:w16se="http://schemas.microsoft.com/office/word/2015/wordml/symex" xmlns:wpg="http://schemas.microsoft.com/office/word/2010/wordprocessingGroup" xmlns:wpi="http://schemas.microsoft.com/office/word/2010/wordprocessingInk" xmlns:wne="http://schemas.microsoft.com/office/word/2006/wordml" xmlns:wps="http://schemas.microsoft.com/office/word/2010/wordprocessingShape" mc:Ignorable="w14 w15 w16se wp14">
   <w:endnote w:type="separator" w:id="-1">
     <w:p>
       <w:pPr>
@@ -738,38 +1047,8 @@
 </w:endnotes>
 </file>
 
-<file path=word/footer1.xml><?xml version="1.0" encoding="utf-8"?>
-<w:ftr xmlns:wpc="http://schemas.microsoft.com/office/word/2010/wordprocessingCanvas" xmlns:cx="http://schemas.microsoft.com/office/drawing/2014/chartex" xmlns:cx1="http://schemas.microsoft.com/office/drawing/2015/9/8/chartex" xmlns:cx2="http://schemas.microsoft.com/office/drawing/2015/10/21/chartex" xmlns:cx3="http://schemas.microsoft.com/office/drawing/2016/5/9/chartex" xmlns:cx4="http://schemas.microsoft.com/office/drawing/2016/5/10/chartex" xmlns:cx5="http://schemas.microsoft.com/office/drawing/2016/5/11/chartex" xmlns:cx6="http://schemas.microsoft.com/office/drawing/2016/5/12/chartex" xmlns:cx7="http://schemas.microsoft.com/office/drawing/2016/5/13/chartex" xmlns:cx8="http://schemas.microsoft.com/office/drawing/2016/5/14/chartex" xmlns:mc="http://schemas.openxmlformats.org/markup-compatibility/2006" xmlns:aink="http://schemas.microsoft.com/office/drawing/2016/ink" xmlns:am3d="http://schemas.microsoft.com/office/drawing/2017/model3d" xmlns:o="urn:schemas-microsoft-com:office:office" xmlns:r="http://schemas.openxmlformats.org/officeDocument/2006/relationships" xmlns:m="http://schemas.openxmlformats.org/officeDocument/2006/math" xmlns:v="urn:schemas-microsoft-com:vml" xmlns:wp14="http://schemas.microsoft.com/office/word/2010/wordprocessingDrawing" xmlns:wp="http://schemas.openxmlformats.org/drawingml/2006/wordprocessingDrawing" xmlns:w10="urn:schemas-microsoft-com:office:word" xmlns:w="http://schemas.openxmlformats.org/wordprocessingml/2006/main" xmlns:w14="http://schemas.microsoft.com/office/word/2010/wordml" xmlns:w15="http://schemas.microsoft.com/office/word/2012/wordml" xmlns:w16cex="http://schemas.microsoft.com/office/word/2018/wordml/cex" xmlns:w16cid="http://schemas.microsoft.com/office/word/2016/wordml/cid" xmlns:w16="http://schemas.microsoft.com/office/word/2018/wordml" xmlns:w16sdtdh="http://schemas.microsoft.com/office/word/2020/wordml/sdtdatahash" xmlns:w16se="http://schemas.microsoft.com/office/word/2015/wordml/symex" xmlns:wpg="http://schemas.microsoft.com/office/word/2010/wordprocessingGroup" xmlns:wpi="http://schemas.microsoft.com/office/word/2010/wordprocessingInk" xmlns:wne="http://schemas.microsoft.com/office/word/2006/wordml" xmlns:wps="http://schemas.microsoft.com/office/word/2010/wordprocessingShape" mc:Ignorable="w14 w15 w16se w16cid w16 w16cex w16sdtdh wp14">
-  <w:p>
-    <w:pPr>
-      <w:pStyle w:val="llb"/>
-    </w:pPr>
-  </w:p>
-</w:ftr>
-</file>
-
-<file path=word/footer2.xml><?xml version="1.0" encoding="utf-8"?>
-<w:ftr xmlns:wpc="http://schemas.microsoft.com/office/word/2010/wordprocessingCanvas" xmlns:cx="http://schemas.microsoft.com/office/drawing/2014/chartex" xmlns:cx1="http://schemas.microsoft.com/office/drawing/2015/9/8/chartex" xmlns:cx2="http://schemas.microsoft.com/office/drawing/2015/10/21/chartex" xmlns:cx3="http://schemas.microsoft.com/office/drawing/2016/5/9/chartex" xmlns:cx4="http://schemas.microsoft.com/office/drawing/2016/5/10/chartex" xmlns:cx5="http://schemas.microsoft.com/office/drawing/2016/5/11/chartex" xmlns:cx6="http://schemas.microsoft.com/office/drawing/2016/5/12/chartex" xmlns:cx7="http://schemas.microsoft.com/office/drawing/2016/5/13/chartex" xmlns:cx8="http://schemas.microsoft.com/office/drawing/2016/5/14/chartex" xmlns:mc="http://schemas.openxmlformats.org/markup-compatibility/2006" xmlns:aink="http://schemas.microsoft.com/office/drawing/2016/ink" xmlns:am3d="http://schemas.microsoft.com/office/drawing/2017/model3d" xmlns:o="urn:schemas-microsoft-com:office:office" xmlns:r="http://schemas.openxmlformats.org/officeDocument/2006/relationships" xmlns:m="http://schemas.openxmlformats.org/officeDocument/2006/math" xmlns:v="urn:schemas-microsoft-com:vml" xmlns:wp14="http://schemas.microsoft.com/office/word/2010/wordprocessingDrawing" xmlns:wp="http://schemas.openxmlformats.org/drawingml/2006/wordprocessingDrawing" xmlns:w10="urn:schemas-microsoft-com:office:word" xmlns:w="http://schemas.openxmlformats.org/wordprocessingml/2006/main" xmlns:w14="http://schemas.microsoft.com/office/word/2010/wordml" xmlns:w15="http://schemas.microsoft.com/office/word/2012/wordml" xmlns:w16cex="http://schemas.microsoft.com/office/word/2018/wordml/cex" xmlns:w16cid="http://schemas.microsoft.com/office/word/2016/wordml/cid" xmlns:w16="http://schemas.microsoft.com/office/word/2018/wordml" xmlns:w16sdtdh="http://schemas.microsoft.com/office/word/2020/wordml/sdtdatahash" xmlns:w16se="http://schemas.microsoft.com/office/word/2015/wordml/symex" xmlns:wpg="http://schemas.microsoft.com/office/word/2010/wordprocessingGroup" xmlns:wpi="http://schemas.microsoft.com/office/word/2010/wordprocessingInk" xmlns:wne="http://schemas.microsoft.com/office/word/2006/wordml" xmlns:wps="http://schemas.microsoft.com/office/word/2010/wordprocessingShape" mc:Ignorable="w14 w15 w16se w16cid w16 w16cex w16sdtdh wp14">
-  <w:p>
-    <w:pPr>
-      <w:pStyle w:val="llb"/>
-    </w:pPr>
-  </w:p>
-</w:ftr>
-</file>
-
-<file path=word/footer3.xml><?xml version="1.0" encoding="utf-8"?>
-<w:ftr xmlns:wpc="http://schemas.microsoft.com/office/word/2010/wordprocessingCanvas" xmlns:cx="http://schemas.microsoft.com/office/drawing/2014/chartex" xmlns:cx1="http://schemas.microsoft.com/office/drawing/2015/9/8/chartex" xmlns:cx2="http://schemas.microsoft.com/office/drawing/2015/10/21/chartex" xmlns:cx3="http://schemas.microsoft.com/office/drawing/2016/5/9/chartex" xmlns:cx4="http://schemas.microsoft.com/office/drawing/2016/5/10/chartex" xmlns:cx5="http://schemas.microsoft.com/office/drawing/2016/5/11/chartex" xmlns:cx6="http://schemas.microsoft.com/office/drawing/2016/5/12/chartex" xmlns:cx7="http://schemas.microsoft.com/office/drawing/2016/5/13/chartex" xmlns:cx8="http://schemas.microsoft.com/office/drawing/2016/5/14/chartex" xmlns:mc="http://schemas.openxmlformats.org/markup-compatibility/2006" xmlns:aink="http://schemas.microsoft.com/office/drawing/2016/ink" xmlns:am3d="http://schemas.microsoft.com/office/drawing/2017/model3d" xmlns:o="urn:schemas-microsoft-com:office:office" xmlns:r="http://schemas.openxmlformats.org/officeDocument/2006/relationships" xmlns:m="http://schemas.openxmlformats.org/officeDocument/2006/math" xmlns:v="urn:schemas-microsoft-com:vml" xmlns:wp14="http://schemas.microsoft.com/office/word/2010/wordprocessingDrawing" xmlns:wp="http://schemas.openxmlformats.org/drawingml/2006/wordprocessingDrawing" xmlns:w10="urn:schemas-microsoft-com:office:word" xmlns:w="http://schemas.openxmlformats.org/wordprocessingml/2006/main" xmlns:w14="http://schemas.microsoft.com/office/word/2010/wordml" xmlns:w15="http://schemas.microsoft.com/office/word/2012/wordml" xmlns:w16cex="http://schemas.microsoft.com/office/word/2018/wordml/cex" xmlns:w16cid="http://schemas.microsoft.com/office/word/2016/wordml/cid" xmlns:w16="http://schemas.microsoft.com/office/word/2018/wordml" xmlns:w16sdtdh="http://schemas.microsoft.com/office/word/2020/wordml/sdtdatahash" xmlns:w16se="http://schemas.microsoft.com/office/word/2015/wordml/symex" xmlns:wpg="http://schemas.microsoft.com/office/word/2010/wordprocessingGroup" xmlns:wpi="http://schemas.microsoft.com/office/word/2010/wordprocessingInk" xmlns:wne="http://schemas.microsoft.com/office/word/2006/wordml" xmlns:wps="http://schemas.microsoft.com/office/word/2010/wordprocessingShape" mc:Ignorable="w14 w15 w16se w16cid w16 w16cex w16sdtdh wp14">
-  <w:p>
-    <w:pPr>
-      <w:pStyle w:val="llb"/>
-    </w:pPr>
-  </w:p>
-</w:ftr>
-</file>
-
 <file path=word/footnotes.xml><?xml version="1.0" encoding="utf-8"?>
-<w:footnotes xmlns:wpc="http://schemas.microsoft.com/office/word/2010/wordprocessingCanvas" xmlns:cx="http://schemas.microsoft.com/office/drawing/2014/chartex" xmlns:cx1="http://schemas.microsoft.com/office/drawing/2015/9/8/chartex" xmlns:cx2="http://schemas.microsoft.com/office/drawing/2015/10/21/chartex" xmlns:cx3="http://schemas.microsoft.com/office/drawing/2016/5/9/chartex" xmlns:cx4="http://schemas.microsoft.com/office/drawing/2016/5/10/chartex" xmlns:cx5="http://schemas.microsoft.com/office/drawing/2016/5/11/chartex" xmlns:cx6="http://schemas.microsoft.com/office/drawing/2016/5/12/chartex" xmlns:cx7="http://schemas.microsoft.com/office/drawing/2016/5/13/chartex" xmlns:cx8="http://schemas.microsoft.com/office/drawing/2016/5/14/chartex" xmlns:mc="http://schemas.openxmlformats.org/markup-compatibility/2006" xmlns:aink="http://schemas.microsoft.com/office/drawing/2016/ink" xmlns:am3d="http://schemas.microsoft.com/office/drawing/2017/model3d" xmlns:o="urn:schemas-microsoft-com:office:office" xmlns:r="http://schemas.openxmlformats.org/officeDocument/2006/relationships" xmlns:m="http://schemas.openxmlformats.org/officeDocument/2006/math" xmlns:v="urn:schemas-microsoft-com:vml" xmlns:wp14="http://schemas.microsoft.com/office/word/2010/wordprocessingDrawing" xmlns:wp="http://schemas.openxmlformats.org/drawingml/2006/wordprocessingDrawing" xmlns:w10="urn:schemas-microsoft-com:office:word" xmlns:w="http://schemas.openxmlformats.org/wordprocessingml/2006/main" xmlns:w14="http://schemas.microsoft.com/office/word/2010/wordml" xmlns:w15="http://schemas.microsoft.com/office/word/2012/wordml" xmlns:w16cex="http://schemas.microsoft.com/office/word/2018/wordml/cex" xmlns:w16cid="http://schemas.microsoft.com/office/word/2016/wordml/cid" xmlns:w16="http://schemas.microsoft.com/office/word/2018/wordml" xmlns:w16sdtdh="http://schemas.microsoft.com/office/word/2020/wordml/sdtdatahash" xmlns:w16se="http://schemas.microsoft.com/office/word/2015/wordml/symex" xmlns:wpg="http://schemas.microsoft.com/office/word/2010/wordprocessingGroup" xmlns:wpi="http://schemas.microsoft.com/office/word/2010/wordprocessingInk" xmlns:wne="http://schemas.microsoft.com/office/word/2006/wordml" xmlns:wps="http://schemas.microsoft.com/office/word/2010/wordprocessingShape" mc:Ignorable="w14 w15 w16se w16cid w16 w16cex w16sdtdh wp14">
+<w:footnotes xmlns:wpc="http://schemas.microsoft.com/office/word/2010/wordprocessingCanvas" xmlns:cx="http://schemas.microsoft.com/office/drawing/2014/chartex" xmlns:cx1="http://schemas.microsoft.com/office/drawing/2015/9/8/chartex" xmlns:mc="http://schemas.openxmlformats.org/markup-compatibility/2006" xmlns:o="urn:schemas-microsoft-com:office:office" xmlns:r="http://schemas.openxmlformats.org/officeDocument/2006/relationships" xmlns:m="http://schemas.openxmlformats.org/officeDocument/2006/math" xmlns:v="urn:schemas-microsoft-com:vml" xmlns:wp14="http://schemas.microsoft.com/office/word/2010/wordprocessingDrawing" xmlns:wp="http://schemas.openxmlformats.org/drawingml/2006/wordprocessingDrawing" xmlns:w10="urn:schemas-microsoft-com:office:word" xmlns:w="http://schemas.openxmlformats.org/wordprocessingml/2006/main" xmlns:w14="http://schemas.microsoft.com/office/word/2010/wordml" xmlns:w15="http://schemas.microsoft.com/office/word/2012/wordml" xmlns:w16se="http://schemas.microsoft.com/office/word/2015/wordml/symex" xmlns:wpg="http://schemas.microsoft.com/office/word/2010/wordprocessingGroup" xmlns:wpi="http://schemas.microsoft.com/office/word/2010/wordprocessingInk" xmlns:wne="http://schemas.microsoft.com/office/word/2006/wordml" xmlns:wps="http://schemas.microsoft.com/office/word/2010/wordprocessingShape" mc:Ignorable="w14 w15 w16se wp14">
   <w:footnote w:type="separator" w:id="-1">
     <w:p>
       <w:pPr>
@@ -793,38 +1072,8 @@
 </w:footnotes>
 </file>
 
-<file path=word/header1.xml><?xml version="1.0" encoding="utf-8"?>
-<w:hdr xmlns:wpc="http://schemas.microsoft.com/office/word/2010/wordprocessingCanvas" xmlns:cx="http://schemas.microsoft.com/office/drawing/2014/chartex" xmlns:cx1="http://schemas.microsoft.com/office/drawing/2015/9/8/chartex" xmlns:cx2="http://schemas.microsoft.com/office/drawing/2015/10/21/chartex" xmlns:cx3="http://schemas.microsoft.com/office/drawing/2016/5/9/chartex" xmlns:cx4="http://schemas.microsoft.com/office/drawing/2016/5/10/chartex" xmlns:cx5="http://schemas.microsoft.com/office/drawing/2016/5/11/chartex" xmlns:cx6="http://schemas.microsoft.com/office/drawing/2016/5/12/chartex" xmlns:cx7="http://schemas.microsoft.com/office/drawing/2016/5/13/chartex" xmlns:cx8="http://schemas.microsoft.com/office/drawing/2016/5/14/chartex" xmlns:mc="http://schemas.openxmlformats.org/markup-compatibility/2006" xmlns:aink="http://schemas.microsoft.com/office/drawing/2016/ink" xmlns:am3d="http://schemas.microsoft.com/office/drawing/2017/model3d" xmlns:o="urn:schemas-microsoft-com:office:office" xmlns:r="http://schemas.openxmlformats.org/officeDocument/2006/relationships" xmlns:m="http://schemas.openxmlformats.org/officeDocument/2006/math" xmlns:v="urn:schemas-microsoft-com:vml" xmlns:wp14="http://schemas.microsoft.com/office/word/2010/wordprocessingDrawing" xmlns:wp="http://schemas.openxmlformats.org/drawingml/2006/wordprocessingDrawing" xmlns:w10="urn:schemas-microsoft-com:office:word" xmlns:w="http://schemas.openxmlformats.org/wordprocessingml/2006/main" xmlns:w14="http://schemas.microsoft.com/office/word/2010/wordml" xmlns:w15="http://schemas.microsoft.com/office/word/2012/wordml" xmlns:w16cex="http://schemas.microsoft.com/office/word/2018/wordml/cex" xmlns:w16cid="http://schemas.microsoft.com/office/word/2016/wordml/cid" xmlns:w16="http://schemas.microsoft.com/office/word/2018/wordml" xmlns:w16sdtdh="http://schemas.microsoft.com/office/word/2020/wordml/sdtdatahash" xmlns:w16se="http://schemas.microsoft.com/office/word/2015/wordml/symex" xmlns:wpg="http://schemas.microsoft.com/office/word/2010/wordprocessingGroup" xmlns:wpi="http://schemas.microsoft.com/office/word/2010/wordprocessingInk" xmlns:wne="http://schemas.microsoft.com/office/word/2006/wordml" xmlns:wps="http://schemas.microsoft.com/office/word/2010/wordprocessingShape" mc:Ignorable="w14 w15 w16se w16cid w16 w16cex w16sdtdh wp14">
-  <w:p>
-    <w:pPr>
-      <w:pStyle w:val="lfej"/>
-    </w:pPr>
-  </w:p>
-</w:hdr>
-</file>
-
-<file path=word/header2.xml><?xml version="1.0" encoding="utf-8"?>
-<w:hdr xmlns:wpc="http://schemas.microsoft.com/office/word/2010/wordprocessingCanvas" xmlns:cx="http://schemas.microsoft.com/office/drawing/2014/chartex" xmlns:cx1="http://schemas.microsoft.com/office/drawing/2015/9/8/chartex" xmlns:cx2="http://schemas.microsoft.com/office/drawing/2015/10/21/chartex" xmlns:cx3="http://schemas.microsoft.com/office/drawing/2016/5/9/chartex" xmlns:cx4="http://schemas.microsoft.com/office/drawing/2016/5/10/chartex" xmlns:cx5="http://schemas.microsoft.com/office/drawing/2016/5/11/chartex" xmlns:cx6="http://schemas.microsoft.com/office/drawing/2016/5/12/chartex" xmlns:cx7="http://schemas.microsoft.com/office/drawing/2016/5/13/chartex" xmlns:cx8="http://schemas.microsoft.com/office/drawing/2016/5/14/chartex" xmlns:mc="http://schemas.openxmlformats.org/markup-compatibility/2006" xmlns:aink="http://schemas.microsoft.com/office/drawing/2016/ink" xmlns:am3d="http://schemas.microsoft.com/office/drawing/2017/model3d" xmlns:o="urn:schemas-microsoft-com:office:office" xmlns:r="http://schemas.openxmlformats.org/officeDocument/2006/relationships" xmlns:m="http://schemas.openxmlformats.org/officeDocument/2006/math" xmlns:v="urn:schemas-microsoft-com:vml" xmlns:wp14="http://schemas.microsoft.com/office/word/2010/wordprocessingDrawing" xmlns:wp="http://schemas.openxmlformats.org/drawingml/2006/wordprocessingDrawing" xmlns:w10="urn:schemas-microsoft-com:office:word" xmlns:w="http://schemas.openxmlformats.org/wordprocessingml/2006/main" xmlns:w14="http://schemas.microsoft.com/office/word/2010/wordml" xmlns:w15="http://schemas.microsoft.com/office/word/2012/wordml" xmlns:w16cex="http://schemas.microsoft.com/office/word/2018/wordml/cex" xmlns:w16cid="http://schemas.microsoft.com/office/word/2016/wordml/cid" xmlns:w16="http://schemas.microsoft.com/office/word/2018/wordml" xmlns:w16sdtdh="http://schemas.microsoft.com/office/word/2020/wordml/sdtdatahash" xmlns:w16se="http://schemas.microsoft.com/office/word/2015/wordml/symex" xmlns:wpg="http://schemas.microsoft.com/office/word/2010/wordprocessingGroup" xmlns:wpi="http://schemas.microsoft.com/office/word/2010/wordprocessingInk" xmlns:wne="http://schemas.microsoft.com/office/word/2006/wordml" xmlns:wps="http://schemas.microsoft.com/office/word/2010/wordprocessingShape" mc:Ignorable="w14 w15 w16se w16cid w16 w16cex w16sdtdh wp14">
-  <w:p>
-    <w:pPr>
-      <w:pStyle w:val="lfej"/>
-    </w:pPr>
-  </w:p>
-</w:hdr>
-</file>
-
-<file path=word/header3.xml><?xml version="1.0" encoding="utf-8"?>
-<w:hdr xmlns:wpc="http://schemas.microsoft.com/office/word/2010/wordprocessingCanvas" xmlns:cx="http://schemas.microsoft.com/office/drawing/2014/chartex" xmlns:cx1="http://schemas.microsoft.com/office/drawing/2015/9/8/chartex" xmlns:cx2="http://schemas.microsoft.com/office/drawing/2015/10/21/chartex" xmlns:cx3="http://schemas.microsoft.com/office/drawing/2016/5/9/chartex" xmlns:cx4="http://schemas.microsoft.com/office/drawing/2016/5/10/chartex" xmlns:cx5="http://schemas.microsoft.com/office/drawing/2016/5/11/chartex" xmlns:cx6="http://schemas.microsoft.com/office/drawing/2016/5/12/chartex" xmlns:cx7="http://schemas.microsoft.com/office/drawing/2016/5/13/chartex" xmlns:cx8="http://schemas.microsoft.com/office/drawing/2016/5/14/chartex" xmlns:mc="http://schemas.openxmlformats.org/markup-compatibility/2006" xmlns:aink="http://schemas.microsoft.com/office/drawing/2016/ink" xmlns:am3d="http://schemas.microsoft.com/office/drawing/2017/model3d" xmlns:o="urn:schemas-microsoft-com:office:office" xmlns:r="http://schemas.openxmlformats.org/officeDocument/2006/relationships" xmlns:m="http://schemas.openxmlformats.org/officeDocument/2006/math" xmlns:v="urn:schemas-microsoft-com:vml" xmlns:wp14="http://schemas.microsoft.com/office/word/2010/wordprocessingDrawing" xmlns:wp="http://schemas.openxmlformats.org/drawingml/2006/wordprocessingDrawing" xmlns:w10="urn:schemas-microsoft-com:office:word" xmlns:w="http://schemas.openxmlformats.org/wordprocessingml/2006/main" xmlns:w14="http://schemas.microsoft.com/office/word/2010/wordml" xmlns:w15="http://schemas.microsoft.com/office/word/2012/wordml" xmlns:w16cex="http://schemas.microsoft.com/office/word/2018/wordml/cex" xmlns:w16cid="http://schemas.microsoft.com/office/word/2016/wordml/cid" xmlns:w16="http://schemas.microsoft.com/office/word/2018/wordml" xmlns:w16sdtdh="http://schemas.microsoft.com/office/word/2020/wordml/sdtdatahash" xmlns:w16se="http://schemas.microsoft.com/office/word/2015/wordml/symex" xmlns:wpg="http://schemas.microsoft.com/office/word/2010/wordprocessingGroup" xmlns:wpi="http://schemas.microsoft.com/office/word/2010/wordprocessingInk" xmlns:wne="http://schemas.microsoft.com/office/word/2006/wordml" xmlns:wps="http://schemas.microsoft.com/office/word/2010/wordprocessingShape" mc:Ignorable="w14 w15 w16se w16cid w16 w16cex w16sdtdh wp14">
-  <w:p>
-    <w:pPr>
-      <w:pStyle w:val="lfej"/>
-    </w:pPr>
-  </w:p>
-</w:hdr>
-</file>
-
 <file path=word/numbering.xml><?xml version="1.0" encoding="utf-8"?>
-<w:numbering xmlns:wpc="http://schemas.microsoft.com/office/word/2010/wordprocessingCanvas" xmlns:cx="http://schemas.microsoft.com/office/drawing/2014/chartex" xmlns:cx1="http://schemas.microsoft.com/office/drawing/2015/9/8/chartex" xmlns:cx2="http://schemas.microsoft.com/office/drawing/2015/10/21/chartex" xmlns:cx3="http://schemas.microsoft.com/office/drawing/2016/5/9/chartex" xmlns:cx4="http://schemas.microsoft.com/office/drawing/2016/5/10/chartex" xmlns:cx5="http://schemas.microsoft.com/office/drawing/2016/5/11/chartex" xmlns:cx6="http://schemas.microsoft.com/office/drawing/2016/5/12/chartex" xmlns:cx7="http://schemas.microsoft.com/office/drawing/2016/5/13/chartex" xmlns:cx8="http://schemas.microsoft.com/office/drawing/2016/5/14/chartex" xmlns:mc="http://schemas.openxmlformats.org/markup-compatibility/2006" xmlns:aink="http://schemas.microsoft.com/office/drawing/2016/ink" xmlns:am3d="http://schemas.microsoft.com/office/drawing/2017/model3d" xmlns:o="urn:schemas-microsoft-com:office:office" xmlns:r="http://schemas.openxmlformats.org/officeDocument/2006/relationships" xmlns:m="http://schemas.openxmlformats.org/officeDocument/2006/math" xmlns:v="urn:schemas-microsoft-com:vml" xmlns:wp14="http://schemas.microsoft.com/office/word/2010/wordprocessingDrawing" xmlns:wp="http://schemas.openxmlformats.org/drawingml/2006/wordprocessingDrawing" xmlns:w10="urn:schemas-microsoft-com:office:word" xmlns:w="http://schemas.openxmlformats.org/wordprocessingml/2006/main" xmlns:w14="http://schemas.microsoft.com/office/word/2010/wordml" xmlns:w15="http://schemas.microsoft.com/office/word/2012/wordml" xmlns:w16cex="http://schemas.microsoft.com/office/word/2018/wordml/cex" xmlns:w16cid="http://schemas.microsoft.com/office/word/2016/wordml/cid" xmlns:w16="http://schemas.microsoft.com/office/word/2018/wordml" xmlns:w16sdtdh="http://schemas.microsoft.com/office/word/2020/wordml/sdtdatahash" xmlns:w16se="http://schemas.microsoft.com/office/word/2015/wordml/symex" xmlns:wpg="http://schemas.microsoft.com/office/word/2010/wordprocessingGroup" xmlns:wpi="http://schemas.microsoft.com/office/word/2010/wordprocessingInk" xmlns:wne="http://schemas.microsoft.com/office/word/2006/wordml" xmlns:wps="http://schemas.microsoft.com/office/word/2010/wordprocessingShape" mc:Ignorable="w14 w15 w16se w16cid w16 w16cex w16sdtdh wp14">
+<w:numbering xmlns:wpc="http://schemas.microsoft.com/office/word/2010/wordprocessingCanvas" xmlns:cx="http://schemas.microsoft.com/office/drawing/2014/chartex" xmlns:cx1="http://schemas.microsoft.com/office/drawing/2015/9/8/chartex" xmlns:mc="http://schemas.openxmlformats.org/markup-compatibility/2006" xmlns:o="urn:schemas-microsoft-com:office:office" xmlns:r="http://schemas.openxmlformats.org/officeDocument/2006/relationships" xmlns:m="http://schemas.openxmlformats.org/officeDocument/2006/math" xmlns:v="urn:schemas-microsoft-com:vml" xmlns:wp14="http://schemas.microsoft.com/office/word/2010/wordprocessingDrawing" xmlns:wp="http://schemas.openxmlformats.org/drawingml/2006/wordprocessingDrawing" xmlns:w10="urn:schemas-microsoft-com:office:word" xmlns:w="http://schemas.openxmlformats.org/wordprocessingml/2006/main" xmlns:w14="http://schemas.microsoft.com/office/word/2010/wordml" xmlns:w15="http://schemas.microsoft.com/office/word/2012/wordml" xmlns:w16se="http://schemas.microsoft.com/office/word/2015/wordml/symex" xmlns:wpg="http://schemas.microsoft.com/office/word/2010/wordprocessingGroup" xmlns:wpi="http://schemas.microsoft.com/office/word/2010/wordprocessingInk" xmlns:wne="http://schemas.microsoft.com/office/word/2006/wordml" xmlns:wps="http://schemas.microsoft.com/office/word/2010/wordprocessingShape" mc:Ignorable="w14 w15 w16se wp14">
   <w:abstractNum w:abstractNumId="0" w15:restartNumberingAfterBreak="0">
     <w:nsid w:val="01F3089A"/>
     <w:multiLevelType w:val="hybridMultilevel"/>
@@ -938,14 +1187,166 @@
       </w:rPr>
     </w:lvl>
   </w:abstractNum>
+  <w:abstractNum w:abstractNumId="1" w15:restartNumberingAfterBreak="0">
+    <w:nsid w:val="7F757742"/>
+    <w:multiLevelType w:val="multilevel"/>
+    <w:tmpl w:val="E8BE62D2"/>
+    <w:lvl w:ilvl="0">
+      <w:start w:val="1"/>
+      <w:numFmt w:val="bullet"/>
+      <w:lvlText w:val=""/>
+      <w:lvlJc w:val="left"/>
+      <w:pPr>
+        <w:tabs>
+          <w:tab w:val="num" w:pos="720"/>
+        </w:tabs>
+        <w:ind w:left="720" w:hanging="360"/>
+      </w:pPr>
+      <w:rPr>
+        <w:rFonts w:ascii="Symbol" w:hAnsi="Symbol" w:hint="default"/>
+        <w:sz w:val="20"/>
+      </w:rPr>
+    </w:lvl>
+    <w:lvl w:ilvl="1" w:tentative="1">
+      <w:start w:val="1"/>
+      <w:numFmt w:val="bullet"/>
+      <w:lvlText w:val="o"/>
+      <w:lvlJc w:val="left"/>
+      <w:pPr>
+        <w:tabs>
+          <w:tab w:val="num" w:pos="1440"/>
+        </w:tabs>
+        <w:ind w:left="1440" w:hanging="360"/>
+      </w:pPr>
+      <w:rPr>
+        <w:rFonts w:ascii="Courier New" w:hAnsi="Courier New" w:hint="default"/>
+        <w:sz w:val="20"/>
+      </w:rPr>
+    </w:lvl>
+    <w:lvl w:ilvl="2" w:tentative="1">
+      <w:start w:val="1"/>
+      <w:numFmt w:val="bullet"/>
+      <w:lvlText w:val=""/>
+      <w:lvlJc w:val="left"/>
+      <w:pPr>
+        <w:tabs>
+          <w:tab w:val="num" w:pos="2160"/>
+        </w:tabs>
+        <w:ind w:left="2160" w:hanging="360"/>
+      </w:pPr>
+      <w:rPr>
+        <w:rFonts w:ascii="Wingdings" w:hAnsi="Wingdings" w:hint="default"/>
+        <w:sz w:val="20"/>
+      </w:rPr>
+    </w:lvl>
+    <w:lvl w:ilvl="3" w:tentative="1">
+      <w:start w:val="1"/>
+      <w:numFmt w:val="bullet"/>
+      <w:lvlText w:val=""/>
+      <w:lvlJc w:val="left"/>
+      <w:pPr>
+        <w:tabs>
+          <w:tab w:val="num" w:pos="2880"/>
+        </w:tabs>
+        <w:ind w:left="2880" w:hanging="360"/>
+      </w:pPr>
+      <w:rPr>
+        <w:rFonts w:ascii="Wingdings" w:hAnsi="Wingdings" w:hint="default"/>
+        <w:sz w:val="20"/>
+      </w:rPr>
+    </w:lvl>
+    <w:lvl w:ilvl="4" w:tentative="1">
+      <w:start w:val="1"/>
+      <w:numFmt w:val="bullet"/>
+      <w:lvlText w:val=""/>
+      <w:lvlJc w:val="left"/>
+      <w:pPr>
+        <w:tabs>
+          <w:tab w:val="num" w:pos="3600"/>
+        </w:tabs>
+        <w:ind w:left="3600" w:hanging="360"/>
+      </w:pPr>
+      <w:rPr>
+        <w:rFonts w:ascii="Wingdings" w:hAnsi="Wingdings" w:hint="default"/>
+        <w:sz w:val="20"/>
+      </w:rPr>
+    </w:lvl>
+    <w:lvl w:ilvl="5" w:tentative="1">
+      <w:start w:val="1"/>
+      <w:numFmt w:val="bullet"/>
+      <w:lvlText w:val=""/>
+      <w:lvlJc w:val="left"/>
+      <w:pPr>
+        <w:tabs>
+          <w:tab w:val="num" w:pos="4320"/>
+        </w:tabs>
+        <w:ind w:left="4320" w:hanging="360"/>
+      </w:pPr>
+      <w:rPr>
+        <w:rFonts w:ascii="Wingdings" w:hAnsi="Wingdings" w:hint="default"/>
+        <w:sz w:val="20"/>
+      </w:rPr>
+    </w:lvl>
+    <w:lvl w:ilvl="6" w:tentative="1">
+      <w:start w:val="1"/>
+      <w:numFmt w:val="bullet"/>
+      <w:lvlText w:val=""/>
+      <w:lvlJc w:val="left"/>
+      <w:pPr>
+        <w:tabs>
+          <w:tab w:val="num" w:pos="5040"/>
+        </w:tabs>
+        <w:ind w:left="5040" w:hanging="360"/>
+      </w:pPr>
+      <w:rPr>
+        <w:rFonts w:ascii="Wingdings" w:hAnsi="Wingdings" w:hint="default"/>
+        <w:sz w:val="20"/>
+      </w:rPr>
+    </w:lvl>
+    <w:lvl w:ilvl="7" w:tentative="1">
+      <w:start w:val="1"/>
+      <w:numFmt w:val="bullet"/>
+      <w:lvlText w:val=""/>
+      <w:lvlJc w:val="left"/>
+      <w:pPr>
+        <w:tabs>
+          <w:tab w:val="num" w:pos="5760"/>
+        </w:tabs>
+        <w:ind w:left="5760" w:hanging="360"/>
+      </w:pPr>
+      <w:rPr>
+        <w:rFonts w:ascii="Wingdings" w:hAnsi="Wingdings" w:hint="default"/>
+        <w:sz w:val="20"/>
+      </w:rPr>
+    </w:lvl>
+    <w:lvl w:ilvl="8" w:tentative="1">
+      <w:start w:val="1"/>
+      <w:numFmt w:val="bullet"/>
+      <w:lvlText w:val=""/>
+      <w:lvlJc w:val="left"/>
+      <w:pPr>
+        <w:tabs>
+          <w:tab w:val="num" w:pos="6480"/>
+        </w:tabs>
+        <w:ind w:left="6480" w:hanging="360"/>
+      </w:pPr>
+      <w:rPr>
+        <w:rFonts w:ascii="Wingdings" w:hAnsi="Wingdings" w:hint="default"/>
+        <w:sz w:val="20"/>
+      </w:rPr>
+    </w:lvl>
+  </w:abstractNum>
   <w:num w:numId="1">
     <w:abstractNumId w:val="0"/>
+  </w:num>
+  <w:num w:numId="2">
+    <w:abstractNumId w:val="1"/>
   </w:num>
 </w:numbering>
 </file>
 
 <file path=word/styles.xml><?xml version="1.0" encoding="utf-8"?>
-<w:styles xmlns:mc="http://schemas.openxmlformats.org/markup-compatibility/2006" xmlns:r="http://schemas.openxmlformats.org/officeDocument/2006/relationships" xmlns:w="http://schemas.openxmlformats.org/wordprocessingml/2006/main" xmlns:w14="http://schemas.microsoft.com/office/word/2010/wordml" xmlns:w15="http://schemas.microsoft.com/office/word/2012/wordml" xmlns:w16cex="http://schemas.microsoft.com/office/word/2018/wordml/cex" xmlns:w16cid="http://schemas.microsoft.com/office/word/2016/wordml/cid" xmlns:w16="http://schemas.microsoft.com/office/word/2018/wordml" xmlns:w16sdtdh="http://schemas.microsoft.com/office/word/2020/wordml/sdtdatahash" xmlns:w16se="http://schemas.microsoft.com/office/word/2015/wordml/symex" mc:Ignorable="w14 w15 w16se w16cid w16 w16cex w16sdtdh">
+<w:styles xmlns:mc="http://schemas.openxmlformats.org/markup-compatibility/2006" xmlns:r="http://schemas.openxmlformats.org/officeDocument/2006/relationships" xmlns:w="http://schemas.openxmlformats.org/wordprocessingml/2006/main" xmlns:w14="http://schemas.microsoft.com/office/word/2010/wordml" xmlns:w15="http://schemas.microsoft.com/office/word/2012/wordml" xmlns:w16se="http://schemas.microsoft.com/office/word/2015/wordml/symex" mc:Ignorable="w14 w15 w16se">
   <w:docDefaults>
     <w:rPrDefault>
       <w:rPr>
@@ -961,7 +1362,7 @@
       </w:pPr>
     </w:pPrDefault>
   </w:docDefaults>
-  <w:latentStyles w:defLockedState="0" w:defUIPriority="99" w:defSemiHidden="0" w:defUnhideWhenUsed="0" w:defQFormat="0" w:count="376">
+  <w:latentStyles w:defLockedState="0" w:defUIPriority="99" w:defSemiHidden="0" w:defUnhideWhenUsed="0" w:defQFormat="0" w:count="371">
     <w:lsdException w:name="Normal" w:uiPriority="0" w:qFormat="1"/>
     <w:lsdException w:name="heading 1" w:uiPriority="9" w:qFormat="1"/>
     <w:lsdException w:name="heading 2" w:semiHidden="1" w:uiPriority="9" w:unhideWhenUsed="1" w:qFormat="1"/>
@@ -1333,15 +1734,30 @@
     <w:lsdException w:name="List Table 5 Dark Accent 6" w:uiPriority="50"/>
     <w:lsdException w:name="List Table 6 Colorful Accent 6" w:uiPriority="51"/>
     <w:lsdException w:name="List Table 7 Colorful Accent 6" w:uiPriority="52"/>
-    <w:lsdException w:name="Mention" w:semiHidden="1" w:unhideWhenUsed="1"/>
-    <w:lsdException w:name="Smart Hyperlink" w:semiHidden="1" w:unhideWhenUsed="1"/>
-    <w:lsdException w:name="Hashtag" w:semiHidden="1" w:unhideWhenUsed="1"/>
-    <w:lsdException w:name="Unresolved Mention" w:semiHidden="1" w:unhideWhenUsed="1"/>
-    <w:lsdException w:name="Smart Link" w:semiHidden="1" w:unhideWhenUsed="1"/>
   </w:latentStyles>
   <w:style w:type="paragraph" w:default="1" w:styleId="Norml">
     <w:name w:val="Normal"/>
     <w:qFormat/>
+  </w:style>
+  <w:style w:type="paragraph" w:styleId="Cmsor3">
+    <w:name w:val="heading 3"/>
+    <w:basedOn w:val="Norml"/>
+    <w:link w:val="Cmsor3Char"/>
+    <w:uiPriority w:val="9"/>
+    <w:qFormat/>
+    <w:rsid w:val="005E4285"/>
+    <w:pPr>
+      <w:spacing w:before="100" w:beforeAutospacing="1" w:after="100" w:afterAutospacing="1" w:line="240" w:lineRule="auto"/>
+      <w:outlineLvl w:val="2"/>
+    </w:pPr>
+    <w:rPr>
+      <w:rFonts w:ascii="Times New Roman" w:eastAsia="Times New Roman" w:hAnsi="Times New Roman" w:cs="Times New Roman"/>
+      <w:b/>
+      <w:bCs/>
+      <w:sz w:val="27"/>
+      <w:szCs w:val="27"/>
+      <w:lang w:eastAsia="hu-HU"/>
+    </w:rPr>
   </w:style>
   <w:style w:type="character" w:default="1" w:styleId="Bekezdsalapbettpusa">
     <w:name w:val="Default Paragraph Font"/>
@@ -1435,6 +1851,38 @@
     <w:link w:val="llb"/>
     <w:uiPriority w:val="99"/>
     <w:rsid w:val="00FB2257"/>
+  </w:style>
+  <w:style w:type="character" w:customStyle="1" w:styleId="Cmsor3Char">
+    <w:name w:val="Címsor 3 Char"/>
+    <w:basedOn w:val="Bekezdsalapbettpusa"/>
+    <w:link w:val="Cmsor3"/>
+    <w:uiPriority w:val="9"/>
+    <w:rsid w:val="005E4285"/>
+    <w:rPr>
+      <w:rFonts w:ascii="Times New Roman" w:eastAsia="Times New Roman" w:hAnsi="Times New Roman" w:cs="Times New Roman"/>
+      <w:b/>
+      <w:bCs/>
+      <w:sz w:val="27"/>
+      <w:szCs w:val="27"/>
+      <w:lang w:eastAsia="hu-HU"/>
+    </w:rPr>
+  </w:style>
+  <w:style w:type="paragraph" w:styleId="NormlWeb">
+    <w:name w:val="Normal (Web)"/>
+    <w:basedOn w:val="Norml"/>
+    <w:uiPriority w:val="99"/>
+    <w:semiHidden/>
+    <w:unhideWhenUsed/>
+    <w:rsid w:val="005E4285"/>
+    <w:pPr>
+      <w:spacing w:before="100" w:beforeAutospacing="1" w:after="100" w:afterAutospacing="1" w:line="240" w:lineRule="auto"/>
+    </w:pPr>
+    <w:rPr>
+      <w:rFonts w:ascii="Times New Roman" w:eastAsia="Times New Roman" w:hAnsi="Times New Roman" w:cs="Times New Roman"/>
+      <w:sz w:val="24"/>
+      <w:szCs w:val="24"/>
+      <w:lang w:eastAsia="hu-HU"/>
+    </w:rPr>
   </w:style>
 </w:styles>
 </file>
@@ -1708,7 +2156,7 @@
 </file>
 
 <file path=customXml/itemProps1.xml><?xml version="1.0" encoding="utf-8"?>
-<ds:datastoreItem xmlns:ds="http://schemas.openxmlformats.org/officeDocument/2006/customXml" ds:itemID="{FEE35C06-AAB0-4A33-BB9B-F1C112DC377B}">
+<ds:datastoreItem xmlns:ds="http://schemas.openxmlformats.org/officeDocument/2006/customXml" ds:itemID="{B5C23588-CEDD-47A2-AB59-44D0BA8DE12C}">
   <ds:schemaRefs>
     <ds:schemaRef ds:uri="http://schemas.openxmlformats.org/officeDocument/2006/bibliography"/>
   </ds:schemaRefs>
